--- a/project/documents/trademark/UsNoticeOfAllow.docx
+++ b/project/documents/trademark/UsNoticeOfAllow.docx
@@ -16,15 +16,159 @@
           <w:sz w:val="22"/>
           <w:szCs w:val="22"/>
         </w:rPr>
-        <w:t>@title@: U.S. @MarkType@ Reg. No. @TMRegNo@ - Notice of Allowance - @allowanceDate@</w:t>
-      </w:r>
-      <w:r>
-        <w:rPr>
-          <w:rFonts w:asciiTheme="minorHAnsi" w:hAnsiTheme="minorHAnsi"/>
-          <w:sz w:val="22"/>
-          <w:szCs w:val="22"/>
-        </w:rPr>
-        <w:t xml:space="preserve"> - @orgName@ Ref. No.</w:t>
+        <w:t>&lt;&lt;</w:t>
+      </w:r>
+      <w:r>
+        <w:rPr>
+          <w:rFonts w:asciiTheme="minorHAnsi" w:hAnsiTheme="minorHAnsi"/>
+          <w:sz w:val="22"/>
+          <w:szCs w:val="22"/>
+        </w:rPr>
+        <w:t>title</w:t>
+      </w:r>
+      <w:r>
+        <w:rPr>
+          <w:rFonts w:asciiTheme="minorHAnsi" w:hAnsiTheme="minorHAnsi"/>
+          <w:sz w:val="22"/>
+          <w:szCs w:val="22"/>
+        </w:rPr>
+        <w:t>&gt;&gt;</w:t>
+      </w:r>
+      <w:r>
+        <w:rPr>
+          <w:rFonts w:asciiTheme="minorHAnsi" w:hAnsiTheme="minorHAnsi"/>
+          <w:sz w:val="22"/>
+          <w:szCs w:val="22"/>
+        </w:rPr>
+        <w:t xml:space="preserve">: U.S. </w:t>
+      </w:r>
+      <w:r>
+        <w:rPr>
+          <w:rFonts w:asciiTheme="minorHAnsi" w:hAnsiTheme="minorHAnsi"/>
+          <w:sz w:val="22"/>
+          <w:szCs w:val="22"/>
+        </w:rPr>
+        <w:t>&lt;&lt;</w:t>
+      </w:r>
+      <w:r>
+        <w:rPr>
+          <w:rFonts w:asciiTheme="minorHAnsi" w:hAnsiTheme="minorHAnsi"/>
+          <w:sz w:val="22"/>
+          <w:szCs w:val="22"/>
+        </w:rPr>
+        <w:t>MarkType</w:t>
+      </w:r>
+      <w:r>
+        <w:rPr>
+          <w:rFonts w:asciiTheme="minorHAnsi" w:hAnsiTheme="minorHAnsi"/>
+          <w:sz w:val="22"/>
+          <w:szCs w:val="22"/>
+        </w:rPr>
+        <w:t>&gt;&gt;</w:t>
+      </w:r>
+      <w:r>
+        <w:rPr>
+          <w:rFonts w:asciiTheme="minorHAnsi" w:hAnsiTheme="minorHAnsi"/>
+          <w:sz w:val="22"/>
+          <w:szCs w:val="22"/>
+        </w:rPr>
+        <w:t xml:space="preserve"> Reg. No. </w:t>
+      </w:r>
+      <w:r>
+        <w:rPr>
+          <w:rFonts w:asciiTheme="minorHAnsi" w:hAnsiTheme="minorHAnsi"/>
+          <w:sz w:val="22"/>
+          <w:szCs w:val="22"/>
+        </w:rPr>
+        <w:t>&lt;&lt;</w:t>
+      </w:r>
+      <w:r>
+        <w:rPr>
+          <w:rFonts w:asciiTheme="minorHAnsi" w:hAnsiTheme="minorHAnsi"/>
+          <w:sz w:val="22"/>
+          <w:szCs w:val="22"/>
+        </w:rPr>
+        <w:t>TMRegNo</w:t>
+      </w:r>
+      <w:r>
+        <w:rPr>
+          <w:rFonts w:asciiTheme="minorHAnsi" w:hAnsiTheme="minorHAnsi"/>
+          <w:sz w:val="22"/>
+          <w:szCs w:val="22"/>
+        </w:rPr>
+        <w:t>&gt;&gt;</w:t>
+      </w:r>
+      <w:r>
+        <w:rPr>
+          <w:rFonts w:asciiTheme="minorHAnsi" w:hAnsiTheme="minorHAnsi"/>
+          <w:sz w:val="22"/>
+          <w:szCs w:val="22"/>
+        </w:rPr>
+        <w:t xml:space="preserve"> - Notice of Allowance - </w:t>
+      </w:r>
+      <w:r>
+        <w:rPr>
+          <w:rFonts w:asciiTheme="minorHAnsi" w:hAnsiTheme="minorHAnsi"/>
+          <w:sz w:val="22"/>
+          <w:szCs w:val="22"/>
+        </w:rPr>
+        <w:t>&lt;&lt;</w:t>
+      </w:r>
+      <w:r>
+        <w:rPr>
+          <w:rFonts w:asciiTheme="minorHAnsi" w:hAnsiTheme="minorHAnsi"/>
+          <w:sz w:val="22"/>
+          <w:szCs w:val="22"/>
+        </w:rPr>
+        <w:t>allowanceDat</w:t>
+      </w:r>
+      <w:r>
+        <w:rPr>
+          <w:rFonts w:asciiTheme="minorHAnsi" w:hAnsiTheme="minorHAnsi"/>
+          <w:sz w:val="22"/>
+          <w:szCs w:val="22"/>
+        </w:rPr>
+        <w:t>e&gt;&gt;</w:t>
+      </w:r>
+      <w:r>
+        <w:rPr>
+          <w:rFonts w:asciiTheme="minorHAnsi" w:hAnsiTheme="minorHAnsi"/>
+          <w:sz w:val="22"/>
+          <w:szCs w:val="22"/>
+        </w:rPr>
+        <w:t xml:space="preserve"> - </w:t>
+      </w:r>
+      <w:r>
+        <w:rPr>
+          <w:rFonts w:asciiTheme="minorHAnsi" w:hAnsiTheme="minorHAnsi"/>
+          <w:sz w:val="22"/>
+          <w:szCs w:val="22"/>
+        </w:rPr>
+        <w:t>&lt;&lt;</w:t>
+      </w:r>
+      <w:r>
+        <w:rPr>
+          <w:rFonts w:asciiTheme="minorHAnsi" w:hAnsiTheme="minorHAnsi"/>
+          <w:sz w:val="22"/>
+          <w:szCs w:val="22"/>
+        </w:rPr>
+        <w:t>orgName</w:t>
+      </w:r>
+      <w:r>
+        <w:rPr>
+          <w:rFonts w:asciiTheme="minorHAnsi" w:hAnsiTheme="minorHAnsi"/>
+          <w:sz w:val="22"/>
+          <w:szCs w:val="22"/>
+        </w:rPr>
+        <w:t>&gt;&gt;</w:t>
+      </w:r>
+      <w:r>
+        <w:rPr>
+          <w:rFonts w:asciiTheme="minorHAnsi" w:hAnsiTheme="minorHAnsi"/>
+          <w:sz w:val="22"/>
+          <w:szCs w:val="22"/>
+        </w:rPr>
+        <w:t xml:space="preserve"> Ref. No.</w:t>
       </w:r>
       <w:r>
         <w:rPr>
@@ -41,15 +185,57 @@
           <w:sz w:val="22"/>
           <w:szCs w:val="22"/>
         </w:rPr>
-        <w:t>@clientRefNo@</w:t>
-      </w:r>
-      <w:r>
-        <w:rPr>
-          <w:rFonts w:asciiTheme="minorHAnsi" w:hAnsiTheme="minorHAnsi"/>
-          <w:sz w:val="22"/>
-          <w:szCs w:val="22"/>
-        </w:rPr>
-        <w:t xml:space="preserve"> / SLW Ref. No. @matterNo@</w:t>
+        <w:t>&lt;&lt;</w:t>
+      </w:r>
+      <w:r>
+        <w:rPr>
+          <w:rFonts w:asciiTheme="minorHAnsi" w:hAnsiTheme="minorHAnsi"/>
+          <w:bCs/>
+          <w:sz w:val="22"/>
+          <w:szCs w:val="22"/>
+        </w:rPr>
+        <w:t>clientRefNo</w:t>
+      </w:r>
+      <w:r>
+        <w:rPr>
+          <w:rFonts w:asciiTheme="minorHAnsi" w:hAnsiTheme="minorHAnsi"/>
+          <w:bCs/>
+          <w:sz w:val="22"/>
+          <w:szCs w:val="22"/>
+        </w:rPr>
+        <w:t>&gt;&gt;</w:t>
+      </w:r>
+      <w:r>
+        <w:rPr>
+          <w:rFonts w:asciiTheme="minorHAnsi" w:hAnsiTheme="minorHAnsi"/>
+          <w:sz w:val="22"/>
+          <w:szCs w:val="22"/>
+        </w:rPr>
+        <w:t xml:space="preserve"> / SLW Ref. No. </w:t>
+      </w:r>
+      <w:r>
+        <w:rPr>
+          <w:rFonts w:asciiTheme="minorHAnsi" w:hAnsiTheme="minorHAnsi"/>
+          <w:sz w:val="22"/>
+          <w:szCs w:val="22"/>
+        </w:rPr>
+        <w:t>&lt;&lt;</w:t>
+      </w:r>
+      <w:r>
+        <w:rPr>
+          <w:rFonts w:asciiTheme="minorHAnsi" w:hAnsiTheme="minorHAnsi"/>
+          <w:sz w:val="22"/>
+          <w:szCs w:val="22"/>
+        </w:rPr>
+        <w:t>matterNo</w:t>
+      </w:r>
+      <w:r>
+        <w:rPr>
+          <w:rFonts w:asciiTheme="minorHAnsi" w:hAnsiTheme="minorHAnsi"/>
+          <w:sz w:val="22"/>
+          <w:szCs w:val="22"/>
+        </w:rPr>
+        <w:t>&gt;&gt;</w:t>
       </w:r>
     </w:p>
     <w:p>
@@ -95,7 +281,7 @@
           <w:sz w:val="22"/>
           <w:szCs w:val="22"/>
         </w:rPr>
-        <w:t>&lt;b&gt;SCHWEGMAN LUNDBERG &amp; WOESSNER, P.A.&lt;/b&gt;&lt;br&gt;&lt;br&gt;</w:t>
+        <w:t>SCHWEGMAN LUNDBERG &amp; WOESSNER, P.A.</w:t>
       </w:r>
     </w:p>
     <w:p>
@@ -119,19 +305,130 @@
         </w:tabs>
         <w:rPr>
           <w:rFonts w:asciiTheme="minorHAnsi" w:hAnsiTheme="minorHAnsi" w:cs="Dutch801 Rm BT"/>
-          <w:bCs/>
-          <w:sz w:val="22"/>
-          <w:szCs w:val="22"/>
-        </w:rPr>
-      </w:pPr>
-      <w:r>
-        <w:rPr>
-          <w:rFonts w:asciiTheme="minorHAnsi" w:hAnsiTheme="minorHAnsi" w:cs="Dutch801 Rm BT"/>
-          <w:bCs/>
-          <w:sz w:val="22"/>
-          <w:szCs w:val="22"/>
-        </w:rPr>
-        <w:t>@WAName@ @WAPhone@&amp;nbsp;&amp;nbsp;</w:t>
+          <w:b/>
+          <w:bCs/>
+          <w:sz w:val="22"/>
+          <w:szCs w:val="22"/>
+        </w:rPr>
+      </w:pPr>
+    </w:p>
+    <w:p>
+      <w:pPr>
+        <w:tabs>
+          <w:tab w:val="left" w:pos="-1440"/>
+        </w:tabs>
+        <w:rPr>
+          <w:rFonts w:asciiTheme="minorHAnsi" w:hAnsiTheme="minorHAnsi" w:cs="Dutch801 Rm BT"/>
+          <w:b/>
+          <w:bCs/>
+          <w:sz w:val="22"/>
+          <w:szCs w:val="22"/>
+        </w:rPr>
+      </w:pPr>
+    </w:p>
+    <w:p>
+      <w:pPr>
+        <w:tabs>
+          <w:tab w:val="left" w:pos="-1440"/>
+        </w:tabs>
+        <w:rPr>
+          <w:rFonts w:asciiTheme="minorHAnsi" w:hAnsiTheme="minorHAnsi" w:cs="Dutch801 Rm BT"/>
+          <w:bCs/>
+          <w:sz w:val="22"/>
+          <w:szCs w:val="22"/>
+        </w:rPr>
+      </w:pPr>
+      <w:r>
+        <w:rPr>
+          <w:rFonts w:asciiTheme="minorHAnsi" w:hAnsiTheme="minorHAnsi" w:cs="Dutch801 Rm BT"/>
+          <w:bCs/>
+          <w:sz w:val="22"/>
+          <w:szCs w:val="22"/>
+        </w:rPr>
+        <w:t>&lt;&lt;</w:t>
+      </w:r>
+      <w:r>
+        <w:rPr>
+          <w:rFonts w:asciiTheme="minorHAnsi" w:hAnsiTheme="minorHAnsi" w:cs="Dutch801 Rm BT"/>
+          <w:bCs/>
+          <w:sz w:val="22"/>
+          <w:szCs w:val="22"/>
+        </w:rPr>
+        <w:t>WAName</w:t>
+      </w:r>
+      <w:r>
+        <w:rPr>
+          <w:rFonts w:asciiTheme="minorHAnsi" w:hAnsiTheme="minorHAnsi" w:cs="Dutch801 Rm BT"/>
+          <w:bCs/>
+          <w:sz w:val="22"/>
+          <w:szCs w:val="22"/>
+        </w:rPr>
+        <w:t>&gt;&gt;</w:t>
+      </w:r>
+      <w:r>
+        <w:rPr>
+          <w:rFonts w:asciiTheme="minorHAnsi" w:hAnsiTheme="minorHAnsi" w:cs="Dutch801 Rm BT"/>
+          <w:bCs/>
+          <w:sz w:val="22"/>
+          <w:szCs w:val="22"/>
+        </w:rPr>
+        <w:t xml:space="preserve"> </w:t>
+      </w:r>
+      <w:r>
+        <w:rPr>
+          <w:rFonts w:asciiTheme="minorHAnsi" w:hAnsiTheme="minorHAnsi" w:cs="Dutch801 Rm BT"/>
+          <w:bCs/>
+          <w:sz w:val="22"/>
+          <w:szCs w:val="22"/>
+        </w:rPr>
+        <w:t>&lt;&lt;</w:t>
+      </w:r>
+      <w:r>
+        <w:rPr>
+          <w:rFonts w:asciiTheme="minorHAnsi" w:hAnsiTheme="minorHAnsi" w:cs="Dutch801 Rm BT"/>
+          <w:bCs/>
+          <w:sz w:val="22"/>
+          <w:szCs w:val="22"/>
+        </w:rPr>
+        <w:t>WAPhone</w:t>
+      </w:r>
+      <w:r>
+        <w:rPr>
+          <w:rFonts w:asciiTheme="minorHAnsi" w:hAnsiTheme="minorHAnsi" w:cs="Dutch801 Rm BT"/>
+          <w:bCs/>
+          <w:sz w:val="22"/>
+          <w:szCs w:val="22"/>
+        </w:rPr>
+        <w:t>&gt;&gt;</w:t>
+      </w:r>
+      <w:r>
+        <w:rPr>
+          <w:rFonts w:asciiTheme="minorHAnsi" w:hAnsiTheme="minorHAnsi" w:cs="Dutch801 Rm BT"/>
+          <w:bCs/>
+          <w:sz w:val="22"/>
+          <w:szCs w:val="22"/>
+        </w:rPr>
+        <w:t>&amp;</w:t>
+      </w:r>
+      <w:proofErr w:type="gramStart"/>
+      <w:r>
+        <w:rPr>
+          <w:rFonts w:asciiTheme="minorHAnsi" w:hAnsiTheme="minorHAnsi" w:cs="Dutch801 Rm BT"/>
+          <w:bCs/>
+          <w:sz w:val="22"/>
+          <w:szCs w:val="22"/>
+        </w:rPr>
+        <w:t>nbsp;&amp;</w:t>
+      </w:r>
+      <w:proofErr w:type="gramEnd"/>
+      <w:r>
+        <w:rPr>
+          <w:rFonts w:asciiTheme="minorHAnsi" w:hAnsiTheme="minorHAnsi" w:cs="Dutch801 Rm BT"/>
+          <w:bCs/>
+          <w:sz w:val="22"/>
+          <w:szCs w:val="22"/>
+        </w:rPr>
+        <w:t>nbsp;</w:t>
       </w:r>
       <w:r>
         <w:rPr>
@@ -141,29 +438,109 @@
           <w:szCs w:val="22"/>
         </w:rPr>
         <w:tab/>
-        <w:t>@WAEmail@&lt;br&gt;</w:t>
-      </w:r>
-    </w:p>
-    <w:p>
-      <w:pPr>
-        <w:tabs>
-          <w:tab w:val="left" w:pos="-1440"/>
-        </w:tabs>
-        <w:rPr>
-          <w:rFonts w:asciiTheme="minorHAnsi" w:hAnsiTheme="minorHAnsi" w:cs="Dutch801 Rm BT"/>
-          <w:bCs/>
-          <w:sz w:val="22"/>
-          <w:szCs w:val="22"/>
-        </w:rPr>
-      </w:pPr>
-      <w:r>
-        <w:rPr>
-          <w:rFonts w:asciiTheme="minorHAnsi" w:hAnsiTheme="minorHAnsi" w:cs="Dutch801 Rm BT"/>
-          <w:bCs/>
-          <w:sz w:val="22"/>
-          <w:szCs w:val="22"/>
-        </w:rPr>
-        <w:t>@paraName@ @paraPhone@</w:t>
+      </w:r>
+      <w:r>
+        <w:rPr>
+          <w:rFonts w:asciiTheme="minorHAnsi" w:hAnsiTheme="minorHAnsi" w:cs="Dutch801 Rm BT"/>
+          <w:bCs/>
+          <w:sz w:val="22"/>
+          <w:szCs w:val="22"/>
+        </w:rPr>
+        <w:t>&lt;&lt;</w:t>
+      </w:r>
+      <w:r>
+        <w:rPr>
+          <w:rFonts w:asciiTheme="minorHAnsi" w:hAnsiTheme="minorHAnsi" w:cs="Dutch801 Rm BT"/>
+          <w:bCs/>
+          <w:sz w:val="22"/>
+          <w:szCs w:val="22"/>
+        </w:rPr>
+        <w:t>WAEmail</w:t>
+      </w:r>
+      <w:r>
+        <w:rPr>
+          <w:rFonts w:asciiTheme="minorHAnsi" w:hAnsiTheme="minorHAnsi" w:cs="Dutch801 Rm BT"/>
+          <w:bCs/>
+          <w:sz w:val="22"/>
+          <w:szCs w:val="22"/>
+        </w:rPr>
+        <w:t>&gt;&gt;</w:t>
+      </w:r>
+    </w:p>
+    <w:p>
+      <w:pPr>
+        <w:tabs>
+          <w:tab w:val="left" w:pos="-1440"/>
+        </w:tabs>
+        <w:rPr>
+          <w:rFonts w:asciiTheme="minorHAnsi" w:hAnsiTheme="minorHAnsi" w:cs="Dutch801 Rm BT"/>
+          <w:bCs/>
+          <w:sz w:val="22"/>
+          <w:szCs w:val="22"/>
+        </w:rPr>
+      </w:pPr>
+      <w:r>
+        <w:rPr>
+          <w:rFonts w:asciiTheme="minorHAnsi" w:hAnsiTheme="minorHAnsi" w:cs="Dutch801 Rm BT"/>
+          <w:bCs/>
+          <w:sz w:val="22"/>
+          <w:szCs w:val="22"/>
+        </w:rPr>
+        <w:t>&lt;&lt;</w:t>
+      </w:r>
+      <w:r>
+        <w:rPr>
+          <w:rFonts w:asciiTheme="minorHAnsi" w:hAnsiTheme="minorHAnsi" w:cs="Dutch801 Rm BT"/>
+          <w:bCs/>
+          <w:sz w:val="22"/>
+          <w:szCs w:val="22"/>
+        </w:rPr>
+        <w:t>paraName</w:t>
+      </w:r>
+      <w:r>
+        <w:rPr>
+          <w:rFonts w:asciiTheme="minorHAnsi" w:hAnsiTheme="minorHAnsi" w:cs="Dutch801 Rm BT"/>
+          <w:bCs/>
+          <w:sz w:val="22"/>
+          <w:szCs w:val="22"/>
+        </w:rPr>
+        <w:t>&gt;&gt;</w:t>
+      </w:r>
+      <w:r>
+        <w:rPr>
+          <w:rFonts w:asciiTheme="minorHAnsi" w:hAnsiTheme="minorHAnsi" w:cs="Dutch801 Rm BT"/>
+          <w:bCs/>
+          <w:sz w:val="22"/>
+          <w:szCs w:val="22"/>
+        </w:rPr>
+        <w:t xml:space="preserve"> </w:t>
+      </w:r>
+      <w:r>
+        <w:rPr>
+          <w:rFonts w:asciiTheme="minorHAnsi" w:hAnsiTheme="minorHAnsi" w:cs="Dutch801 Rm BT"/>
+          <w:bCs/>
+          <w:sz w:val="22"/>
+          <w:szCs w:val="22"/>
+        </w:rPr>
+        <w:t>&lt;&lt;</w:t>
+      </w:r>
+      <w:r>
+        <w:rPr>
+          <w:rFonts w:asciiTheme="minorHAnsi" w:hAnsiTheme="minorHAnsi" w:cs="Dutch801 Rm BT"/>
+          <w:bCs/>
+          <w:sz w:val="22"/>
+          <w:szCs w:val="22"/>
+        </w:rPr>
+        <w:t>paraPhone</w:t>
+      </w:r>
+      <w:r>
+        <w:rPr>
+          <w:rFonts w:asciiTheme="minorHAnsi" w:hAnsiTheme="minorHAnsi" w:cs="Dutch801 Rm BT"/>
+          <w:bCs/>
+          <w:sz w:val="22"/>
+          <w:szCs w:val="22"/>
+        </w:rPr>
+        <w:t>&gt;&gt;</w:t>
       </w:r>
       <w:r>
         <w:rPr>
@@ -173,7 +550,33 @@
           <w:szCs w:val="22"/>
         </w:rPr>
         <w:tab/>
-        <w:t>@paraEmail@&lt;br&gt;&lt;br&gt;&lt;br&gt;</w:t>
+      </w:r>
+      <w:r>
+        <w:rPr>
+          <w:rFonts w:asciiTheme="minorHAnsi" w:hAnsiTheme="minorHAnsi" w:cs="Dutch801 Rm BT"/>
+          <w:bCs/>
+          <w:sz w:val="22"/>
+          <w:szCs w:val="22"/>
+        </w:rPr>
+        <w:t>&lt;&lt;</w:t>
+      </w:r>
+      <w:r>
+        <w:rPr>
+          <w:rFonts w:asciiTheme="minorHAnsi" w:hAnsiTheme="minorHAnsi" w:cs="Dutch801 Rm BT"/>
+          <w:bCs/>
+          <w:sz w:val="22"/>
+          <w:szCs w:val="22"/>
+        </w:rPr>
+        <w:t>paraEmail</w:t>
+      </w:r>
+      <w:r>
+        <w:rPr>
+          <w:rFonts w:asciiTheme="minorHAnsi" w:hAnsiTheme="minorHAnsi" w:cs="Dutch801 Rm BT"/>
+          <w:bCs/>
+          <w:sz w:val="22"/>
+          <w:szCs w:val="22"/>
+        </w:rPr>
+        <w:t>&gt;&gt;</w:t>
       </w:r>
     </w:p>
     <w:p>
@@ -231,7 +634,69 @@
           <w:szCs w:val="22"/>
         </w:rPr>
         <w:tab/>
-        <w:t>@orgName@ @clientRefNo@</w:t>
+      </w:r>
+      <w:r>
+        <w:rPr>
+          <w:rFonts w:asciiTheme="minorHAnsi" w:hAnsiTheme="minorHAnsi" w:cs="Dutch801 Rm BT"/>
+          <w:bCs/>
+          <w:sz w:val="22"/>
+          <w:szCs w:val="22"/>
+        </w:rPr>
+        <w:t>&lt;&lt;</w:t>
+      </w:r>
+      <w:r>
+        <w:rPr>
+          <w:rFonts w:asciiTheme="minorHAnsi" w:hAnsiTheme="minorHAnsi" w:cs="Dutch801 Rm BT"/>
+          <w:bCs/>
+          <w:sz w:val="22"/>
+          <w:szCs w:val="22"/>
+        </w:rPr>
+        <w:t>orgName</w:t>
+      </w:r>
+      <w:r>
+        <w:rPr>
+          <w:rFonts w:asciiTheme="minorHAnsi" w:hAnsiTheme="minorHAnsi" w:cs="Dutch801 Rm BT"/>
+          <w:bCs/>
+          <w:sz w:val="22"/>
+          <w:szCs w:val="22"/>
+        </w:rPr>
+        <w:t>&gt;&gt;</w:t>
+      </w:r>
+      <w:r>
+        <w:rPr>
+          <w:rFonts w:asciiTheme="minorHAnsi" w:hAnsiTheme="minorHAnsi" w:cs="Dutch801 Rm BT"/>
+          <w:bCs/>
+          <w:sz w:val="22"/>
+          <w:szCs w:val="22"/>
+        </w:rPr>
+        <w:t xml:space="preserve"> </w:t>
+      </w:r>
+      <w:r>
+        <w:rPr>
+          <w:rFonts w:asciiTheme="minorHAnsi" w:hAnsiTheme="minorHAnsi" w:cs="Dutch801 Rm BT"/>
+          <w:bCs/>
+          <w:sz w:val="22"/>
+          <w:szCs w:val="22"/>
+        </w:rPr>
+        <w:t>&lt;&lt;</w:t>
+      </w:r>
+      <w:r>
+        <w:rPr>
+          <w:rFonts w:asciiTheme="minorHAnsi" w:hAnsiTheme="minorHAnsi" w:cs="Dutch801 Rm BT"/>
+          <w:bCs/>
+          <w:sz w:val="22"/>
+          <w:szCs w:val="22"/>
+        </w:rPr>
+        <w:t>clientRefNo</w:t>
+      </w:r>
+      <w:r>
+        <w:rPr>
+          <w:rFonts w:asciiTheme="minorHAnsi" w:hAnsiTheme="minorHAnsi" w:cs="Dutch801 Rm BT"/>
+          <w:bCs/>
+          <w:sz w:val="22"/>
+          <w:szCs w:val="22"/>
+        </w:rPr>
+        <w:t>&gt;&gt;</w:t>
       </w:r>
       <w:r>
         <w:rPr>
@@ -250,7 +715,34 @@
           <w:sz w:val="22"/>
           <w:szCs w:val="22"/>
         </w:rPr>
-        <w:t xml:space="preserve"> SLW Ref. No. @matterNo@&lt;br&gt;</w:t>
+        <w:t xml:space="preserve"> SLW Ref. No. </w:t>
+      </w:r>
+      <w:r>
+        <w:rPr>
+          <w:rFonts w:asciiTheme="minorHAnsi" w:hAnsiTheme="minorHAnsi" w:cs="Dutch801 Rm BT"/>
+          <w:bCs/>
+          <w:sz w:val="22"/>
+          <w:szCs w:val="22"/>
+        </w:rPr>
+        <w:t>&lt;&lt;</w:t>
+      </w:r>
+      <w:r>
+        <w:rPr>
+          <w:rFonts w:asciiTheme="minorHAnsi" w:hAnsiTheme="minorHAnsi" w:cs="Dutch801 Rm BT"/>
+          <w:bCs/>
+          <w:sz w:val="22"/>
+          <w:szCs w:val="22"/>
+        </w:rPr>
+        <w:t>matterNo</w:t>
+      </w:r>
+      <w:r>
+        <w:rPr>
+          <w:rFonts w:asciiTheme="minorHAnsi" w:hAnsiTheme="minorHAnsi" w:cs="Dutch801 Rm BT"/>
+          <w:bCs/>
+          <w:sz w:val="22"/>
+          <w:szCs w:val="22"/>
+        </w:rPr>
+        <w:t>&gt;&gt;</w:t>
       </w:r>
     </w:p>
     <w:p>
@@ -273,7 +765,70 @@
           <w:szCs w:val="22"/>
         </w:rPr>
         <w:tab/>
-        <w:t>U.S. @MarkType@ Reg. No.: @TMRegNo@&lt;br&gt;</w:t>
+        <w:t xml:space="preserve">U.S. </w:t>
+      </w:r>
+      <w:r>
+        <w:rPr>
+          <w:rFonts w:asciiTheme="minorHAnsi" w:hAnsiTheme="minorHAnsi" w:cs="Dutch801 Rm BT"/>
+          <w:bCs/>
+          <w:sz w:val="22"/>
+          <w:szCs w:val="22"/>
+        </w:rPr>
+        <w:t>&lt;&lt;</w:t>
+      </w:r>
+      <w:r>
+        <w:rPr>
+          <w:rFonts w:asciiTheme="minorHAnsi" w:hAnsiTheme="minorHAnsi" w:cs="Dutch801 Rm BT"/>
+          <w:bCs/>
+          <w:sz w:val="22"/>
+          <w:szCs w:val="22"/>
+        </w:rPr>
+        <w:t>MarkType</w:t>
+      </w:r>
+      <w:r>
+        <w:rPr>
+          <w:rFonts w:asciiTheme="minorHAnsi" w:hAnsiTheme="minorHAnsi" w:cs="Dutch801 Rm BT"/>
+          <w:bCs/>
+          <w:sz w:val="22"/>
+          <w:szCs w:val="22"/>
+        </w:rPr>
+        <w:t>&gt;&gt;</w:t>
+      </w:r>
+      <w:r>
+        <w:rPr>
+          <w:rFonts w:asciiTheme="minorHAnsi" w:hAnsiTheme="minorHAnsi" w:cs="Dutch801 Rm BT"/>
+          <w:bCs/>
+          <w:sz w:val="22"/>
+          <w:szCs w:val="22"/>
+        </w:rPr>
+        <w:t xml:space="preserve"> Reg. No.: </w:t>
+      </w:r>
+      <w:r>
+        <w:rPr>
+          <w:rFonts w:asciiTheme="minorHAnsi" w:hAnsiTheme="minorHAnsi" w:cs="Dutch801 Rm BT"/>
+          <w:bCs/>
+          <w:sz w:val="22"/>
+          <w:szCs w:val="22"/>
+        </w:rPr>
+        <w:t>&lt;&lt;</w:t>
+      </w:r>
+      <w:r>
+        <w:rPr>
+          <w:rFonts w:asciiTheme="minorHAnsi" w:hAnsiTheme="minorHAnsi" w:cs="Dutch801 Rm BT"/>
+          <w:bCs/>
+          <w:sz w:val="22"/>
+          <w:szCs w:val="22"/>
+        </w:rPr>
+        <w:t>TMRegNo</w:t>
+      </w:r>
+      <w:r>
+        <w:rPr>
+          <w:rFonts w:asciiTheme="minorHAnsi" w:hAnsiTheme="minorHAnsi" w:cs="Dutch801 Rm BT"/>
+          <w:bCs/>
+          <w:sz w:val="22"/>
+          <w:szCs w:val="22"/>
+        </w:rPr>
+        <w:t>&gt;&gt;</w:t>
       </w:r>
     </w:p>
     <w:p>
@@ -296,152 +851,127 @@
           <w:szCs w:val="22"/>
         </w:rPr>
         <w:tab/>
-        <w:t>Mark:  @title@&lt;br&gt;&lt;br&gt;</w:t>
-      </w:r>
-    </w:p>
-    <w:p>
-      <w:pPr>
-        <w:tabs>
-          <w:tab w:val="left" w:pos="-1440"/>
-        </w:tabs>
-        <w:rPr>
-          <w:rFonts w:asciiTheme="minorHAnsi" w:hAnsiTheme="minorHAnsi" w:cs="Dutch801 Rm BT"/>
-          <w:sz w:val="22"/>
-          <w:szCs w:val="22"/>
-        </w:rPr>
-      </w:pPr>
-    </w:p>
-    <w:p>
-      <w:pPr>
-        <w:tabs>
-          <w:tab w:val="left" w:pos="-1440"/>
-        </w:tabs>
-        <w:rPr>
-          <w:rFonts w:asciiTheme="minorHAnsi" w:hAnsiTheme="minorHAnsi" w:cs="Dutch801 Rm BT"/>
+        <w:t xml:space="preserve">Mark:  </w:t>
+      </w:r>
+      <w:r>
+        <w:rPr>
+          <w:rFonts w:asciiTheme="minorHAnsi" w:hAnsiTheme="minorHAnsi" w:cs="Dutch801 Rm BT"/>
+          <w:bCs/>
+          <w:sz w:val="22"/>
+          <w:szCs w:val="22"/>
+        </w:rPr>
+        <w:t>&lt;&lt;</w:t>
+      </w:r>
+      <w:r>
+        <w:rPr>
+          <w:rFonts w:asciiTheme="minorHAnsi" w:hAnsiTheme="minorHAnsi" w:cs="Dutch801 Rm BT"/>
+          <w:bCs/>
+          <w:sz w:val="22"/>
+          <w:szCs w:val="22"/>
+        </w:rPr>
+        <w:t>title</w:t>
+      </w:r>
+      <w:r>
+        <w:rPr>
+          <w:rFonts w:asciiTheme="minorHAnsi" w:hAnsiTheme="minorHAnsi" w:cs="Dutch801 Rm BT"/>
+          <w:bCs/>
+          <w:sz w:val="22"/>
+          <w:szCs w:val="22"/>
+        </w:rPr>
+        <w:t>&gt;&gt;</w:t>
+      </w:r>
+    </w:p>
+    <w:p>
+      <w:pPr>
+        <w:tabs>
+          <w:tab w:val="left" w:pos="-1440"/>
+        </w:tabs>
+        <w:rPr>
+          <w:rFonts w:asciiTheme="minorHAnsi" w:hAnsiTheme="minorHAnsi"/>
+          <w:sz w:val="22"/>
+          <w:szCs w:val="22"/>
+        </w:rPr>
+      </w:pPr>
+    </w:p>
+    <w:p>
+      <w:pPr>
+        <w:rPr>
+          <w:rFonts w:asciiTheme="minorHAnsi" w:hAnsiTheme="minorHAnsi"/>
+          <w:sz w:val="22"/>
+          <w:szCs w:val="22"/>
+        </w:rPr>
+      </w:pPr>
+      <w:r>
+        <w:rPr>
+          <w:rFonts w:asciiTheme="minorHAnsi" w:hAnsiTheme="minorHAnsi"/>
+          <w:sz w:val="22"/>
+          <w:szCs w:val="22"/>
+        </w:rPr>
+        <w:t>__________________________________________________________________________________</w:t>
+      </w:r>
+    </w:p>
+    <w:p>
+      <w:pPr>
+        <w:rPr>
+          <w:rFonts w:asciiTheme="minorHAnsi" w:hAnsiTheme="minorHAnsi"/>
           <w:b/>
           <w:sz w:val="22"/>
           <w:szCs w:val="22"/>
         </w:rPr>
       </w:pPr>
-      <w:r>
-        <w:rPr>
-          <w:rFonts w:asciiTheme="minorHAnsi" w:hAnsiTheme="minorHAnsi" w:cs="Dutch801 Rm BT"/>
+    </w:p>
+    <w:p>
+      <w:pPr>
+        <w:rPr>
+          <w:rFonts w:asciiTheme="minorHAnsi" w:hAnsiTheme="minorHAnsi"/>
+          <w:bCs/>
+          <w:sz w:val="22"/>
+          <w:szCs w:val="22"/>
+        </w:rPr>
+      </w:pPr>
+      <w:r>
+        <w:rPr>
+          <w:rFonts w:asciiTheme="minorHAnsi" w:hAnsiTheme="minorHAnsi"/>
           <w:b/>
           <w:sz w:val="22"/>
           <w:szCs w:val="22"/>
         </w:rPr>
-        <w:t>&lt;b&gt;Owner:&lt;/b&gt;</w:t>
-      </w:r>
-      <w:r>
-        <w:rPr>
-          <w:rFonts w:asciiTheme="minorHAnsi" w:hAnsiTheme="minorHAnsi" w:cs="Dutch801 Rm BT"/>
+        <w:t>ACTION REPORTED:</w:t>
+      </w:r>
+      <w:r>
+        <w:rPr>
+          <w:rFonts w:asciiTheme="minorHAnsi" w:hAnsiTheme="minorHAnsi"/>
           <w:b/>
           <w:bCs/>
           <w:sz w:val="22"/>
           <w:szCs w:val="22"/>
         </w:rPr>
-        <w:t>&lt;br&gt;</w:t>
-      </w:r>
-    </w:p>
-    <w:p>
-      <w:pPr>
-        <w:tabs>
-          <w:tab w:val="left" w:pos="-1440"/>
-        </w:tabs>
-        <w:rPr>
-          <w:rFonts w:asciiTheme="minorHAnsi" w:hAnsiTheme="minorHAnsi" w:cs="Dutch801 Rm BT"/>
-          <w:sz w:val="22"/>
-          <w:szCs w:val="22"/>
-        </w:rPr>
-      </w:pPr>
-      <w:r>
-        <w:rPr>
-          <w:rFonts w:asciiTheme="minorHAnsi" w:hAnsiTheme="minorHAnsi" w:cs="Dutch801 Rm BT"/>
-          <w:sz w:val="22"/>
-          <w:szCs w:val="22"/>
-        </w:rPr>
-        <w:t>@address1@&lt;br&gt;</w:t>
-      </w:r>
-    </w:p>
-    <w:p>
-      <w:pPr>
-        <w:tabs>
-          <w:tab w:val="left" w:pos="-1440"/>
-        </w:tabs>
-        <w:rPr>
-          <w:rFonts w:asciiTheme="minorHAnsi" w:hAnsiTheme="minorHAnsi" w:cs="Dutch801 Rm BT"/>
-          <w:sz w:val="22"/>
-          <w:szCs w:val="22"/>
-        </w:rPr>
-      </w:pPr>
-      <w:r>
-        <w:rPr>
-          <w:rFonts w:asciiTheme="minorHAnsi" w:hAnsiTheme="minorHAnsi" w:cs="Dutch801 Rm BT"/>
-          <w:sz w:val="22"/>
-          <w:szCs w:val="22"/>
-        </w:rPr>
-        <w:t>@address2@&lt;br&gt;</w:t>
-      </w:r>
-    </w:p>
-    <w:p>
-      <w:pPr>
-        <w:tabs>
-          <w:tab w:val="left" w:pos="-1440"/>
-        </w:tabs>
-        <w:rPr>
-          <w:rFonts w:asciiTheme="minorHAnsi" w:hAnsiTheme="minorHAnsi" w:cs="Dutch801 Rm BT"/>
-          <w:sz w:val="22"/>
-          <w:szCs w:val="22"/>
-        </w:rPr>
-      </w:pPr>
-      <w:r>
-        <w:rPr>
-          <w:rFonts w:asciiTheme="minorHAnsi" w:hAnsiTheme="minorHAnsi" w:cs="Dutch801 Rm BT"/>
-          <w:sz w:val="22"/>
-          <w:szCs w:val="22"/>
-        </w:rPr>
-        <w:t>@address3@&lt;br&gt;</w:t>
-      </w:r>
-    </w:p>
-    <w:p>
-      <w:pPr>
-        <w:tabs>
-          <w:tab w:val="left" w:pos="-1440"/>
-        </w:tabs>
-        <w:rPr>
-          <w:rFonts w:asciiTheme="minorHAnsi" w:hAnsiTheme="minorHAnsi" w:cs="Dutch801 Rm BT"/>
-          <w:sz w:val="22"/>
-          <w:szCs w:val="22"/>
-        </w:rPr>
-      </w:pPr>
-      <w:r>
-        <w:rPr>
-          <w:rFonts w:asciiTheme="minorHAnsi" w:hAnsiTheme="minorHAnsi" w:cs="Dutch801 Rm BT"/>
-          <w:sz w:val="22"/>
-          <w:szCs w:val="22"/>
-        </w:rPr>
-        <w:t>@citystatezip@&lt;br&gt;&lt;br&gt;</w:t>
-      </w:r>
-    </w:p>
-    <w:p>
-      <w:pPr>
-        <w:tabs>
-          <w:tab w:val="left" w:pos="-1440"/>
-        </w:tabs>
-        <w:rPr>
-          <w:rFonts w:asciiTheme="minorHAnsi" w:hAnsiTheme="minorHAnsi" w:cs="Dutch801 Rm BT"/>
-          <w:sz w:val="22"/>
-          <w:szCs w:val="22"/>
-        </w:rPr>
-      </w:pPr>
-    </w:p>
-    <w:p>
-      <w:pPr>
-        <w:tabs>
-          <w:tab w:val="left" w:pos="-1440"/>
-        </w:tabs>
-        <w:rPr>
-          <w:rFonts w:asciiTheme="minorHAnsi" w:hAnsiTheme="minorHAnsi" w:cs="Dutch801 Rm BT"/>
+        <w:t xml:space="preserve"> </w:t>
+      </w:r>
+      <w:r>
+        <w:rPr>
+          <w:rFonts w:asciiTheme="minorHAnsi" w:hAnsiTheme="minorHAnsi"/>
+          <w:bCs/>
+          <w:sz w:val="22"/>
+          <w:szCs w:val="22"/>
+        </w:rPr>
+        <w:t xml:space="preserve">Notice of Allowance </w:t>
+      </w:r>
+    </w:p>
+    <w:p>
+      <w:pPr>
+        <w:rPr>
+          <w:rFonts w:asciiTheme="minorHAnsi" w:hAnsiTheme="minorHAnsi"/>
+          <w:bCs/>
+          <w:sz w:val="22"/>
+          <w:szCs w:val="22"/>
+        </w:rPr>
+      </w:pPr>
+    </w:p>
+    <w:p>
+      <w:pPr>
+        <w:rPr>
+          <w:rFonts w:asciiTheme="minorHAnsi" w:hAnsiTheme="minorHAnsi"/>
           <w:b/>
           <w:bCs/>
           <w:sz w:val="22"/>
@@ -450,91 +980,161 @@
       </w:pPr>
       <w:r>
         <w:rPr>
-          <w:rFonts w:asciiTheme="minorHAnsi" w:hAnsiTheme="minorHAnsi" w:cs="Dutch801 Rm BT"/>
+          <w:rFonts w:asciiTheme="minorHAnsi" w:hAnsiTheme="minorHAnsi"/>
           <w:b/>
           <w:bCs/>
           <w:sz w:val="22"/>
           <w:szCs w:val="22"/>
         </w:rPr>
-        <w:t>&lt;b&gt;Legal Entity Type: &lt;/b&gt;</w:t>
-      </w:r>
-      <w:r>
-        <w:rPr>
-          <w:rFonts w:asciiTheme="minorHAnsi" w:hAnsiTheme="minorHAnsi" w:cs="Dutch801 Rm BT"/>
-          <w:bCs/>
-          <w:sz w:val="22"/>
-          <w:szCs w:val="22"/>
-        </w:rPr>
-        <w:t>@</w:t>
-      </w:r>
-      <w:r>
-        <w:rPr>
-          <w:rFonts w:asciiTheme="minorHAnsi" w:hAnsiTheme="minorHAnsi" w:cs="Dutch801 Rm BT"/>
-          <w:sz w:val="22"/>
-          <w:szCs w:val="22"/>
-        </w:rPr>
-        <w:t>lglType@</w:t>
-      </w:r>
-      <w:r>
-        <w:rPr>
-          <w:rFonts w:asciiTheme="minorHAnsi" w:hAnsiTheme="minorHAnsi" w:cs="Dutch801 Rm BT"/>
-          <w:bCs/>
-          <w:sz w:val="22"/>
-          <w:szCs w:val="22"/>
-        </w:rPr>
-        <w:t>&lt;br&gt;</w:t>
-      </w:r>
-    </w:p>
-    <w:p>
-      <w:pPr>
-        <w:tabs>
-          <w:tab w:val="left" w:pos="-1440"/>
-        </w:tabs>
-        <w:rPr>
-          <w:rFonts w:asciiTheme="minorHAnsi" w:hAnsiTheme="minorHAnsi" w:cs="Dutch801 Rm BT"/>
-          <w:sz w:val="22"/>
-          <w:szCs w:val="22"/>
-        </w:rPr>
-      </w:pPr>
-      <w:r>
-        <w:rPr>
-          <w:rFonts w:asciiTheme="minorHAnsi" w:hAnsiTheme="minorHAnsi" w:cs="Dutch801 Rm BT"/>
+        <w:t>STATEMENT OF USE/EXTENSION REQUEST DUE:</w:t>
+      </w:r>
+      <w:r>
+        <w:rPr>
+          <w:rFonts w:asciiTheme="minorHAnsi" w:hAnsiTheme="minorHAnsi"/>
+          <w:bCs/>
+          <w:sz w:val="22"/>
+          <w:szCs w:val="22"/>
+        </w:rPr>
+        <w:t>&lt;&lt;</w:t>
+      </w:r>
+      <w:r>
+        <w:rPr>
+          <w:rFonts w:asciiTheme="minorHAnsi" w:hAnsiTheme="minorHAnsi"/>
+          <w:bCs/>
+          <w:sz w:val="22"/>
+          <w:szCs w:val="22"/>
+        </w:rPr>
+        <w:t>statementUseExtDue</w:t>
+      </w:r>
+      <w:r>
+        <w:rPr>
+          <w:rFonts w:asciiTheme="minorHAnsi" w:hAnsiTheme="minorHAnsi"/>
+          <w:bCs/>
+          <w:sz w:val="22"/>
+          <w:szCs w:val="22"/>
+        </w:rPr>
+        <w:t>&gt;&gt;</w:t>
+      </w:r>
+    </w:p>
+    <w:p>
+      <w:pPr>
+        <w:rPr>
+          <w:rFonts w:asciiTheme="minorHAnsi" w:hAnsiTheme="minorHAnsi"/>
+          <w:sz w:val="22"/>
+          <w:szCs w:val="22"/>
+          <w:u w:val="single"/>
+        </w:rPr>
+      </w:pPr>
+    </w:p>
+    <w:p>
+      <w:pPr>
+        <w:rPr>
+          <w:rFonts w:asciiTheme="minorHAnsi" w:hAnsiTheme="minorHAnsi"/>
           <w:b/>
-          <w:bCs/>
-          <w:sz w:val="22"/>
-          <w:szCs w:val="22"/>
-        </w:rPr>
-        <w:t xml:space="preserve">&lt;b&gt;State or Country of Incorporation:&lt;/b&gt; </w:t>
-      </w:r>
-      <w:r>
-        <w:rPr>
-          <w:rFonts w:asciiTheme="minorHAnsi" w:hAnsiTheme="minorHAnsi" w:cs="Dutch801 Rm BT"/>
-          <w:sz w:val="22"/>
-          <w:szCs w:val="22"/>
-        </w:rPr>
-        <w:t>@StateInc@</w:t>
-      </w:r>
-      <w:r>
-        <w:rPr>
-          <w:rFonts w:asciiTheme="minorHAnsi" w:hAnsiTheme="minorHAnsi" w:cs="Dutch801 Rm BT"/>
-          <w:bCs/>
-          <w:sz w:val="22"/>
-          <w:szCs w:val="22"/>
-        </w:rPr>
-        <w:t>&lt;br&gt;&lt;br&gt;</w:t>
-      </w:r>
-    </w:p>
-    <w:p>
-      <w:pPr>
-        <w:tabs>
-          <w:tab w:val="left" w:pos="-1440"/>
-        </w:tabs>
-        <w:rPr>
-          <w:rFonts w:asciiTheme="minorHAnsi" w:hAnsiTheme="minorHAnsi"/>
-          <w:sz w:val="22"/>
-          <w:szCs w:val="22"/>
-        </w:rPr>
-      </w:pPr>
+          <w:sz w:val="22"/>
+          <w:szCs w:val="22"/>
+        </w:rPr>
+      </w:pPr>
+      <w:r>
+        <w:rPr>
+          <w:rFonts w:asciiTheme="minorHAnsi" w:hAnsiTheme="minorHAnsi"/>
+          <w:b/>
+          <w:sz w:val="22"/>
+          <w:szCs w:val="22"/>
+        </w:rPr>
+        <w:t>GOODS/SERVICES IN THIS APPLICATION</w:t>
+      </w:r>
+      <w:r>
+        <w:rPr>
+          <w:rFonts w:asciiTheme="minorHAnsi" w:hAnsiTheme="minorHAnsi"/>
+          <w:b/>
+          <w:sz w:val="22"/>
+          <w:szCs w:val="22"/>
+        </w:rPr>
+        <w:t>:</w:t>
+      </w:r>
+    </w:p>
+    <w:p>
+      <w:pPr>
+        <w:rPr>
+          <w:rFonts w:asciiTheme="minorHAnsi" w:hAnsiTheme="minorHAnsi"/>
+          <w:bCs/>
+          <w:sz w:val="22"/>
+          <w:szCs w:val="22"/>
+        </w:rPr>
+      </w:pPr>
+      <w:r>
+        <w:rPr>
+          <w:rFonts w:asciiTheme="minorHAnsi" w:hAnsiTheme="minorHAnsi"/>
+          <w:bCs/>
+          <w:sz w:val="22"/>
+          <w:szCs w:val="22"/>
+        </w:rPr>
+        <w:t xml:space="preserve">Class Code/Description - </w:t>
+      </w:r>
+      <w:r>
+        <w:rPr>
+          <w:rFonts w:asciiTheme="minorHAnsi" w:hAnsiTheme="minorHAnsi"/>
+          <w:bCs/>
+          <w:sz w:val="22"/>
+          <w:szCs w:val="22"/>
+        </w:rPr>
+        <w:t>&lt;&lt;</w:t>
+      </w:r>
+      <w:r>
+        <w:rPr>
+          <w:rFonts w:asciiTheme="minorHAnsi" w:hAnsiTheme="minorHAnsi"/>
+          <w:bCs/>
+          <w:sz w:val="22"/>
+          <w:szCs w:val="22"/>
+        </w:rPr>
+        <w:t>classCode</w:t>
+      </w:r>
+      <w:r>
+        <w:rPr>
+          <w:rFonts w:asciiTheme="minorHAnsi" w:hAnsiTheme="minorHAnsi"/>
+          <w:bCs/>
+          <w:sz w:val="22"/>
+          <w:szCs w:val="22"/>
+        </w:rPr>
+        <w:t>&gt;&gt;</w:t>
+      </w:r>
+      <w:r>
+        <w:rPr>
+          <w:rFonts w:asciiTheme="minorHAnsi" w:hAnsiTheme="minorHAnsi"/>
+          <w:bCs/>
+          <w:sz w:val="22"/>
+          <w:szCs w:val="22"/>
+        </w:rPr>
+        <w:t xml:space="preserve">/ </w:t>
+      </w:r>
+      <w:r>
+        <w:rPr>
+          <w:rFonts w:asciiTheme="minorHAnsi" w:hAnsiTheme="minorHAnsi"/>
+          <w:bCs/>
+          <w:sz w:val="22"/>
+          <w:szCs w:val="22"/>
+        </w:rPr>
+        <w:t>&lt;&lt;</w:t>
+      </w:r>
+      <w:r>
+        <w:rPr>
+          <w:rFonts w:asciiTheme="minorHAnsi" w:hAnsiTheme="minorHAnsi"/>
+          <w:bCs/>
+          <w:sz w:val="22"/>
+          <w:szCs w:val="22"/>
+        </w:rPr>
+        <w:t>classDescription</w:t>
+      </w:r>
+      <w:r>
+        <w:rPr>
+          <w:rFonts w:asciiTheme="minorHAnsi" w:hAnsiTheme="minorHAnsi"/>
+          <w:bCs/>
+          <w:sz w:val="22"/>
+          <w:szCs w:val="22"/>
+        </w:rPr>
+        <w:t>&gt;&gt;</w:t>
+      </w:r>
     </w:p>
     <w:p>
       <w:pPr>
@@ -557,500 +1157,512 @@
       <w:pPr>
         <w:rPr>
           <w:rFonts w:asciiTheme="minorHAnsi" w:hAnsiTheme="minorHAnsi"/>
+          <w:sz w:val="22"/>
+          <w:szCs w:val="22"/>
+        </w:rPr>
+      </w:pPr>
+      <w:r>
+        <w:rPr>
+          <w:rFonts w:asciiTheme="minorHAnsi" w:hAnsiTheme="minorHAnsi"/>
+          <w:sz w:val="22"/>
+          <w:szCs w:val="22"/>
+        </w:rPr>
+        <w:t>&lt;&lt;</w:t>
+      </w:r>
+      <w:r>
+        <w:rPr>
+          <w:rFonts w:asciiTheme="minorHAnsi" w:hAnsiTheme="minorHAnsi"/>
+          <w:sz w:val="22"/>
+          <w:szCs w:val="22"/>
+        </w:rPr>
+        <w:t>salutation</w:t>
+      </w:r>
+      <w:r>
+        <w:rPr>
+          <w:rFonts w:asciiTheme="minorHAnsi" w:hAnsiTheme="minorHAnsi"/>
+          <w:sz w:val="22"/>
+          <w:szCs w:val="22"/>
+        </w:rPr>
+        <w:t>&gt;&gt;</w:t>
+      </w:r>
+    </w:p>
+    <w:p>
+      <w:pPr>
+        <w:tabs>
+          <w:tab w:val="left" w:pos="-1440"/>
+        </w:tabs>
+        <w:rPr>
+          <w:rFonts w:asciiTheme="minorHAnsi" w:hAnsiTheme="minorHAnsi" w:cs="Dutch801 Rm BT"/>
+          <w:sz w:val="22"/>
+          <w:szCs w:val="22"/>
+        </w:rPr>
+      </w:pPr>
+      <w:r>
+        <w:rPr>
+          <w:rFonts w:asciiTheme="minorHAnsi" w:hAnsiTheme="minorHAnsi" w:cs="Dutch801 Rm BT"/>
+          <w:sz w:val="22"/>
+          <w:szCs w:val="22"/>
+        </w:rPr>
+        <w:t xml:space="preserve">We are pleased to report that the Trademark Office has allowed the above-referenced application.  A copy of the Notice of Allowance (NOA) is attached for your records.  </w:t>
+      </w:r>
+    </w:p>
+    <w:p>
+      <w:pPr>
+        <w:tabs>
+          <w:tab w:val="left" w:pos="-1440"/>
+        </w:tabs>
+        <w:rPr>
+          <w:rFonts w:asciiTheme="minorHAnsi" w:hAnsiTheme="minorHAnsi" w:cs="Dutch801 Rm BT"/>
+          <w:sz w:val="22"/>
+          <w:szCs w:val="22"/>
+        </w:rPr>
+      </w:pPr>
+    </w:p>
+    <w:p>
+      <w:pPr>
+        <w:tabs>
+          <w:tab w:val="left" w:pos="-1440"/>
+        </w:tabs>
+        <w:rPr>
+          <w:rFonts w:asciiTheme="minorHAnsi" w:hAnsiTheme="minorHAnsi" w:cs="Dutch801 Rm BT"/>
+          <w:sz w:val="22"/>
+          <w:szCs w:val="22"/>
+        </w:rPr>
+      </w:pPr>
+      <w:r>
+        <w:rPr>
+          <w:rFonts w:asciiTheme="minorHAnsi" w:hAnsiTheme="minorHAnsi" w:cs="Dutch801 Rm BT"/>
+          <w:sz w:val="22"/>
+          <w:szCs w:val="22"/>
+        </w:rPr>
+        <w:t xml:space="preserve">Now that the application has been allowed, the applicant has </w:t>
+      </w:r>
+      <w:r>
+        <w:rPr>
+          <w:rFonts w:asciiTheme="minorHAnsi" w:hAnsiTheme="minorHAnsi" w:cs="Dutch801 Rm BT"/>
+          <w:sz w:val="22"/>
+          <w:szCs w:val="22"/>
+        </w:rPr>
+        <w:t>six</w:t>
+      </w:r>
+      <w:r>
+        <w:rPr>
+          <w:rFonts w:asciiTheme="minorHAnsi" w:hAnsiTheme="minorHAnsi" w:cs="Dutch801 Rm BT"/>
+          <w:sz w:val="22"/>
+          <w:szCs w:val="22"/>
+        </w:rPr>
+        <w:t xml:space="preserve"> months from</w:t>
+      </w:r>
+      <w:r>
+        <w:rPr>
+          <w:rFonts w:asciiTheme="minorHAnsi" w:hAnsiTheme="minorHAnsi" w:cs="Dutch801 Rm BT"/>
+          <w:sz w:val="22"/>
+          <w:szCs w:val="22"/>
+        </w:rPr>
+        <w:t xml:space="preserve"> the</w:t>
+      </w:r>
+      <w:r>
+        <w:rPr>
+          <w:rFonts w:asciiTheme="minorHAnsi" w:hAnsiTheme="minorHAnsi" w:cs="Dutch801 Rm BT"/>
+          <w:sz w:val="22"/>
+          <w:szCs w:val="22"/>
+        </w:rPr>
+        <w:t xml:space="preserve"> mailing date of the Notice of Allowance to </w:t>
+      </w:r>
+      <w:r>
+        <w:rPr>
+          <w:rFonts w:asciiTheme="minorHAnsi" w:hAnsiTheme="minorHAnsi" w:cs="Dutch801 Rm BT"/>
+          <w:sz w:val="22"/>
+          <w:szCs w:val="22"/>
+        </w:rPr>
+        <w:t>commence u</w:t>
+      </w:r>
+      <w:r>
+        <w:rPr>
+          <w:rFonts w:asciiTheme="minorHAnsi" w:hAnsiTheme="minorHAnsi" w:cs="Dutch801 Rm BT"/>
+          <w:sz w:val="22"/>
+          <w:szCs w:val="22"/>
+        </w:rPr>
+        <w:t xml:space="preserve">se of the mark and subsequently </w:t>
+      </w:r>
+      <w:r>
+        <w:rPr>
+          <w:rFonts w:asciiTheme="minorHAnsi" w:hAnsiTheme="minorHAnsi" w:cs="Dutch801 Rm BT"/>
+          <w:sz w:val="22"/>
+          <w:szCs w:val="22"/>
+        </w:rPr>
+        <w:t xml:space="preserve">file a Statement of Use </w:t>
+      </w:r>
+      <w:r>
+        <w:rPr>
+          <w:rFonts w:asciiTheme="minorHAnsi" w:hAnsiTheme="minorHAnsi" w:cs="Dutch801 Rm BT"/>
+          <w:sz w:val="22"/>
+          <w:szCs w:val="22"/>
+        </w:rPr>
+        <w:t xml:space="preserve">in connection with interstate and/or international sales of all of the </w:t>
+      </w:r>
+      <w:r>
+        <w:rPr>
+          <w:rFonts w:asciiTheme="minorHAnsi" w:hAnsiTheme="minorHAnsi" w:cs="Dutch801 Rm BT"/>
+          <w:sz w:val="22"/>
+          <w:szCs w:val="22"/>
+        </w:rPr>
+        <w:t>above</w:t>
+      </w:r>
+      <w:r>
+        <w:rPr>
+          <w:rFonts w:asciiTheme="minorHAnsi" w:hAnsiTheme="minorHAnsi" w:cs="Dutch801 Rm BT"/>
+          <w:sz w:val="22"/>
+          <w:szCs w:val="22"/>
+        </w:rPr>
+        <w:t xml:space="preserve"> listed goods/</w:t>
+      </w:r>
+      <w:proofErr w:type="gramStart"/>
+      <w:r>
+        <w:rPr>
+          <w:rFonts w:asciiTheme="minorHAnsi" w:hAnsiTheme="minorHAnsi" w:cs="Dutch801 Rm BT"/>
+          <w:sz w:val="22"/>
+          <w:szCs w:val="22"/>
+        </w:rPr>
+        <w:t>services</w:t>
+      </w:r>
+      <w:r>
+        <w:rPr>
+          <w:rFonts w:asciiTheme="minorHAnsi" w:hAnsiTheme="minorHAnsi" w:cs="Dutch801 Rm BT"/>
+          <w:sz w:val="22"/>
+          <w:szCs w:val="22"/>
+        </w:rPr>
+        <w:t>,</w:t>
+      </w:r>
+      <w:r>
+        <w:rPr>
+          <w:rFonts w:asciiTheme="minorHAnsi" w:hAnsiTheme="minorHAnsi" w:cs="Dutch801 Rm BT"/>
+          <w:sz w:val="22"/>
+          <w:szCs w:val="22"/>
+        </w:rPr>
+        <w:t xml:space="preserve"> </w:t>
+      </w:r>
+      <w:r>
+        <w:rPr>
+          <w:rFonts w:asciiTheme="minorHAnsi" w:hAnsiTheme="minorHAnsi" w:cs="Dutch801 Rm BT"/>
+          <w:sz w:val="22"/>
+          <w:szCs w:val="22"/>
+        </w:rPr>
+        <w:t>or</w:t>
+      </w:r>
+      <w:proofErr w:type="gramEnd"/>
+      <w:r>
+        <w:rPr>
+          <w:rFonts w:asciiTheme="minorHAnsi" w:hAnsiTheme="minorHAnsi" w:cs="Dutch801 Rm BT"/>
+          <w:sz w:val="22"/>
+          <w:szCs w:val="22"/>
+        </w:rPr>
+        <w:t xml:space="preserve"> request a six</w:t>
+      </w:r>
+      <w:r>
+        <w:rPr>
+          <w:rFonts w:asciiTheme="minorHAnsi" w:hAnsiTheme="minorHAnsi" w:cs="Dutch801 Rm BT"/>
+          <w:sz w:val="22"/>
+          <w:szCs w:val="22"/>
+        </w:rPr>
+        <w:t xml:space="preserve"> </w:t>
+      </w:r>
+      <w:r>
+        <w:rPr>
+          <w:rFonts w:asciiTheme="minorHAnsi" w:hAnsiTheme="minorHAnsi" w:cs="Dutch801 Rm BT"/>
+          <w:sz w:val="22"/>
+          <w:szCs w:val="22"/>
+        </w:rPr>
+        <w:t>month Extension of Time to file a Statement of Use.</w:t>
+      </w:r>
+    </w:p>
+    <w:p>
+      <w:pPr>
+        <w:tabs>
+          <w:tab w:val="left" w:pos="-1440"/>
+        </w:tabs>
+        <w:rPr>
+          <w:rFonts w:asciiTheme="minorHAnsi" w:hAnsiTheme="minorHAnsi" w:cs="Dutch801 Rm BT"/>
+          <w:sz w:val="22"/>
+          <w:szCs w:val="22"/>
+        </w:rPr>
+      </w:pPr>
+    </w:p>
+    <w:p>
+      <w:pPr>
+        <w:tabs>
+          <w:tab w:val="left" w:pos="-1440"/>
+        </w:tabs>
+        <w:rPr>
+          <w:rFonts w:asciiTheme="minorHAnsi" w:hAnsiTheme="minorHAnsi" w:cs="Dutch801 Rm BT"/>
+          <w:sz w:val="22"/>
+          <w:szCs w:val="22"/>
+        </w:rPr>
+      </w:pPr>
+      <w:r>
+        <w:rPr>
+          <w:rFonts w:asciiTheme="minorHAnsi" w:hAnsiTheme="minorHAnsi" w:cs="Dutch801 Rm BT"/>
+          <w:sz w:val="22"/>
+          <w:szCs w:val="22"/>
+        </w:rPr>
+        <w:t>The applicant has</w:t>
+      </w:r>
+      <w:r>
+        <w:rPr>
+          <w:rFonts w:asciiTheme="minorHAnsi" w:hAnsiTheme="minorHAnsi" w:cs="Dutch801 Rm BT"/>
+          <w:sz w:val="22"/>
+          <w:szCs w:val="22"/>
+        </w:rPr>
+        <w:t xml:space="preserve"> a total of three years (in six </w:t>
+      </w:r>
+      <w:r>
+        <w:rPr>
+          <w:rFonts w:asciiTheme="minorHAnsi" w:hAnsiTheme="minorHAnsi" w:cs="Dutch801 Rm BT"/>
+          <w:sz w:val="22"/>
+          <w:szCs w:val="22"/>
+        </w:rPr>
+        <w:t>month increments of time with paid extension requests) from the Notice of Allowance date in wh</w:t>
+      </w:r>
+      <w:r>
+        <w:rPr>
+          <w:rFonts w:asciiTheme="minorHAnsi" w:hAnsiTheme="minorHAnsi" w:cs="Dutch801 Rm BT"/>
+          <w:sz w:val="22"/>
+          <w:szCs w:val="22"/>
+        </w:rPr>
+        <w:t>ich to commence use of the mark</w:t>
+      </w:r>
+      <w:r>
+        <w:rPr>
+          <w:rFonts w:asciiTheme="minorHAnsi" w:hAnsiTheme="minorHAnsi" w:cs="Dutch801 Rm BT"/>
+          <w:sz w:val="22"/>
+          <w:szCs w:val="22"/>
+        </w:rPr>
+        <w:t xml:space="preserve"> and file a Statement of Use and a specimen (an example that shows how the mark is being used) with the Trademark Office.    </w:t>
+      </w:r>
+    </w:p>
+    <w:p>
+      <w:pPr>
+        <w:tabs>
+          <w:tab w:val="left" w:pos="-1440"/>
+        </w:tabs>
+        <w:rPr>
+          <w:rFonts w:asciiTheme="minorHAnsi" w:hAnsiTheme="minorHAnsi" w:cs="Dutch801 Rm BT"/>
+          <w:sz w:val="22"/>
+          <w:szCs w:val="22"/>
+        </w:rPr>
+      </w:pPr>
+    </w:p>
+    <w:p>
+      <w:pPr>
+        <w:tabs>
+          <w:tab w:val="left" w:pos="-1440"/>
+        </w:tabs>
+        <w:rPr>
+          <w:rFonts w:asciiTheme="minorHAnsi" w:hAnsiTheme="minorHAnsi" w:cs="Dutch801 Rm BT"/>
+          <w:sz w:val="22"/>
+          <w:szCs w:val="22"/>
+        </w:rPr>
+      </w:pPr>
+      <w:r>
+        <w:rPr>
+          <w:rFonts w:asciiTheme="minorHAnsi" w:hAnsiTheme="minorHAnsi" w:cs="Dutch801 Rm BT"/>
+          <w:sz w:val="22"/>
+          <w:szCs w:val="22"/>
+        </w:rPr>
+        <w:t xml:space="preserve">The </w:t>
+      </w:r>
+      <w:r>
+        <w:rPr>
+          <w:rFonts w:asciiTheme="minorHAnsi" w:hAnsiTheme="minorHAnsi" w:cs="Dutch801 Rm BT"/>
+          <w:sz w:val="22"/>
+          <w:szCs w:val="22"/>
+        </w:rPr>
+        <w:t xml:space="preserve">first deadline to file a Statement of Use or </w:t>
+      </w:r>
+      <w:r>
+        <w:rPr>
+          <w:rFonts w:asciiTheme="minorHAnsi" w:hAnsiTheme="minorHAnsi" w:cs="Dutch801 Rm BT"/>
+          <w:sz w:val="22"/>
+          <w:szCs w:val="22"/>
+        </w:rPr>
+        <w:t>request extension</w:t>
+      </w:r>
+      <w:r>
+        <w:rPr>
+          <w:rFonts w:asciiTheme="minorHAnsi" w:hAnsiTheme="minorHAnsi" w:cs="Dutch801 Rm BT"/>
+          <w:sz w:val="22"/>
+          <w:szCs w:val="22"/>
+        </w:rPr>
+        <w:t xml:space="preserve"> is </w:t>
+      </w:r>
+      <w:r>
+        <w:rPr>
+          <w:rFonts w:asciiTheme="minorHAnsi" w:hAnsiTheme="minorHAnsi" w:cs="Dutch801 Rm BT"/>
           <w:b/>
           <w:sz w:val="22"/>
           <w:szCs w:val="22"/>
         </w:rPr>
-      </w:pPr>
-    </w:p>
-    <w:p>
-      <w:pPr>
-        <w:rPr>
-          <w:rFonts w:asciiTheme="minorHAnsi" w:hAnsiTheme="minorHAnsi"/>
-          <w:bCs/>
-          <w:sz w:val="22"/>
-          <w:szCs w:val="22"/>
-        </w:rPr>
-      </w:pPr>
-      <w:r>
-        <w:rPr>
-          <w:rFonts w:asciiTheme="minorHAnsi" w:hAnsiTheme="minorHAnsi"/>
+        <w:t>&lt;&lt;</w:t>
+      </w:r>
+      <w:r>
+        <w:rPr>
+          <w:rFonts w:asciiTheme="minorHAnsi" w:hAnsiTheme="minorHAnsi" w:cs="Dutch801 Rm BT"/>
           <w:b/>
           <w:sz w:val="22"/>
           <w:szCs w:val="22"/>
         </w:rPr>
-        <w:t>&lt;b&gt;ACTION REPORTED:&lt;/b&gt;</w:t>
-      </w:r>
-      <w:r>
-        <w:rPr>
-          <w:rFonts w:asciiTheme="minorHAnsi" w:hAnsiTheme="minorHAnsi"/>
+        <w:t>statementUseExtDue</w:t>
+      </w:r>
+      <w:r>
+        <w:rPr>
+          <w:rFonts w:asciiTheme="minorHAnsi" w:hAnsiTheme="minorHAnsi" w:cs="Dutch801 Rm BT"/>
           <w:b/>
-          <w:bCs/>
+          <w:sz w:val="22"/>
+          <w:szCs w:val="22"/>
+        </w:rPr>
+        <w:t>&gt;&gt;</w:t>
+      </w:r>
+      <w:r>
+        <w:rPr>
+          <w:rFonts w:asciiTheme="minorHAnsi" w:hAnsiTheme="minorHAnsi" w:cs="Dutch801 Rm BT"/>
+          <w:sz w:val="22"/>
+          <w:szCs w:val="22"/>
+        </w:rPr>
+        <w:t xml:space="preserve">.  A Statement of Use or an Extension Request must be filed by this </w:t>
+      </w:r>
+      <w:proofErr w:type="gramStart"/>
+      <w:r>
+        <w:rPr>
+          <w:rFonts w:asciiTheme="minorHAnsi" w:hAnsiTheme="minorHAnsi" w:cs="Dutch801 Rm BT"/>
+          <w:sz w:val="22"/>
+          <w:szCs w:val="22"/>
+        </w:rPr>
+        <w:t>date</w:t>
+      </w:r>
+      <w:proofErr w:type="gramEnd"/>
+      <w:r>
+        <w:rPr>
+          <w:rFonts w:asciiTheme="minorHAnsi" w:hAnsiTheme="minorHAnsi" w:cs="Dutch801 Rm BT"/>
+          <w:sz w:val="22"/>
+          <w:szCs w:val="22"/>
+        </w:rPr>
+        <w:t xml:space="preserve"> or the application will be abandoned.</w:t>
+      </w:r>
+    </w:p>
+    <w:p>
+      <w:pPr>
+        <w:tabs>
+          <w:tab w:val="left" w:pos="-1440"/>
+        </w:tabs>
+        <w:rPr>
+          <w:rFonts w:asciiTheme="minorHAnsi" w:hAnsiTheme="minorHAnsi" w:cs="Dutch801 Rm BT"/>
+          <w:sz w:val="22"/>
+          <w:szCs w:val="22"/>
+        </w:rPr>
+      </w:pPr>
+    </w:p>
+    <w:p>
+      <w:pPr>
+        <w:tabs>
+          <w:tab w:val="left" w:pos="-1440"/>
+        </w:tabs>
+        <w:rPr>
+          <w:rFonts w:asciiTheme="minorHAnsi" w:hAnsiTheme="minorHAnsi" w:cs="Dutch801 Rm BT"/>
+          <w:bCs/>
+          <w:sz w:val="22"/>
+          <w:szCs w:val="22"/>
+        </w:rPr>
+      </w:pPr>
+      <w:r>
+        <w:rPr>
+          <w:rFonts w:asciiTheme="minorHAnsi" w:hAnsiTheme="minorHAnsi" w:cs="Dutch801 Rm BT"/>
+          <w:bCs/>
+          <w:sz w:val="22"/>
+          <w:szCs w:val="22"/>
+        </w:rPr>
+        <w:t>Using the options as provided below, please determine what action is required.</w:t>
+      </w:r>
+      <w:r>
+        <w:rPr>
+          <w:rFonts w:asciiTheme="minorHAnsi" w:hAnsiTheme="minorHAnsi" w:cs="Dutch801 Rm BT"/>
           <w:sz w:val="22"/>
           <w:szCs w:val="22"/>
         </w:rPr>
         <w:t xml:space="preserve"> </w:t>
       </w:r>
-      <w:r>
-        <w:rPr>
-          <w:rFonts w:asciiTheme="minorHAnsi" w:hAnsiTheme="minorHAnsi"/>
-          <w:bCs/>
-          <w:sz w:val="22"/>
-          <w:szCs w:val="22"/>
-        </w:rPr>
-        <w:t>Notice of Allowance &lt;br&gt;&lt;br&gt;</w:t>
-      </w:r>
-    </w:p>
-    <w:p>
-      <w:pPr>
-        <w:rPr>
-          <w:rFonts w:asciiTheme="minorHAnsi" w:hAnsiTheme="minorHAnsi"/>
-          <w:bCs/>
-          <w:sz w:val="22"/>
-          <w:szCs w:val="22"/>
-        </w:rPr>
-      </w:pPr>
-    </w:p>
-    <w:p>
-      <w:pPr>
-        <w:rPr>
-          <w:rFonts w:asciiTheme="minorHAnsi" w:hAnsiTheme="minorHAnsi"/>
+    </w:p>
+    <w:p>
+      <w:pPr>
+        <w:tabs>
+          <w:tab w:val="left" w:pos="-1440"/>
+        </w:tabs>
+        <w:rPr>
+          <w:rFonts w:asciiTheme="minorHAnsi" w:hAnsiTheme="minorHAnsi" w:cs="Dutch801 Rm BT"/>
+          <w:sz w:val="22"/>
+          <w:szCs w:val="22"/>
+        </w:rPr>
+      </w:pPr>
+    </w:p>
+    <w:p>
+      <w:pPr>
+        <w:tabs>
+          <w:tab w:val="left" w:pos="-1440"/>
+        </w:tabs>
+        <w:rPr>
+          <w:rFonts w:asciiTheme="minorHAnsi" w:hAnsiTheme="minorHAnsi" w:cs="Dutch801 Rm BT"/>
           <w:b/>
-          <w:bCs/>
-          <w:sz w:val="22"/>
-          <w:szCs w:val="22"/>
-        </w:rPr>
-      </w:pPr>
-      <w:r>
-        <w:rPr>
-          <w:rFonts w:asciiTheme="minorHAnsi" w:hAnsiTheme="minorHAnsi"/>
+          <w:sz w:val="22"/>
+          <w:szCs w:val="22"/>
+          <w:u w:val="single"/>
+        </w:rPr>
+      </w:pPr>
+      <w:r>
+        <w:rPr>
+          <w:rFonts w:asciiTheme="minorHAnsi" w:hAnsiTheme="minorHAnsi" w:cs="Dutch801 Rm BT"/>
           <w:b/>
-          <w:bCs/>
-          <w:sz w:val="22"/>
-          <w:szCs w:val="22"/>
-        </w:rPr>
-        <w:t>&lt;b&gt;STATEMENT OF USE/EXTENSION REQUEST DUE:&lt;/b&gt;</w:t>
-      </w:r>
-      <w:r>
-        <w:rPr>
-          <w:rFonts w:asciiTheme="minorHAnsi" w:hAnsiTheme="minorHAnsi"/>
-          <w:bCs/>
-          <w:sz w:val="22"/>
-          <w:szCs w:val="22"/>
-        </w:rPr>
-        <w:t>@statementUseExtDue@&lt;br&gt;&lt;br&gt;</w:t>
-      </w:r>
-    </w:p>
-    <w:p>
-      <w:pPr>
-        <w:rPr>
-          <w:rFonts w:asciiTheme="minorHAnsi" w:hAnsiTheme="minorHAnsi"/>
           <w:sz w:val="22"/>
           <w:szCs w:val="22"/>
           <w:u w:val="single"/>
         </w:rPr>
-      </w:pPr>
-    </w:p>
-    <w:p>
-      <w:pPr>
-        <w:rPr>
-          <w:rFonts w:asciiTheme="minorHAnsi" w:hAnsiTheme="minorHAnsi"/>
-          <w:b/>
-          <w:sz w:val="22"/>
-          <w:szCs w:val="22"/>
-        </w:rPr>
-      </w:pPr>
-      <w:r>
-        <w:rPr>
-          <w:rFonts w:asciiTheme="minorHAnsi" w:hAnsiTheme="minorHAnsi"/>
-          <w:b/>
-          <w:sz w:val="22"/>
-          <w:szCs w:val="22"/>
-        </w:rPr>
-        <w:t>&lt;b&gt;GOODS/SERVICES IN THIS APPLICATION</w:t>
-      </w:r>
-      <w:r>
-        <w:rPr>
-          <w:rFonts w:asciiTheme="minorHAnsi" w:hAnsiTheme="minorHAnsi"/>
-          <w:b/>
-          <w:sz w:val="22"/>
-          <w:szCs w:val="22"/>
-        </w:rPr>
-        <w:t>:&lt;/b&gt;&lt;br&gt;</w:t>
-      </w:r>
-    </w:p>
-    <w:p>
-      <w:pPr>
-        <w:rPr>
-          <w:rFonts w:asciiTheme="minorHAnsi" w:hAnsiTheme="minorHAnsi"/>
-          <w:bCs/>
-          <w:sz w:val="22"/>
-          <w:szCs w:val="22"/>
-        </w:rPr>
-      </w:pPr>
-      <w:r>
-        <w:rPr>
-          <w:rFonts w:asciiTheme="minorHAnsi" w:hAnsiTheme="minorHAnsi"/>
-          <w:bCs/>
-          <w:sz w:val="22"/>
-          <w:szCs w:val="22"/>
-        </w:rPr>
-        <w:t>Class Code/Description - @classCode@/ @classDescription@&lt;br&gt;&lt;br&gt;</w:t>
-      </w:r>
-    </w:p>
-    <w:p>
-      <w:pPr>
-        <w:rPr>
-          <w:rFonts w:asciiTheme="minorHAnsi" w:hAnsiTheme="minorHAnsi"/>
-          <w:sz w:val="22"/>
-          <w:szCs w:val="22"/>
-        </w:rPr>
-      </w:pPr>
-      <w:r>
-        <w:rPr>
-          <w:rFonts w:asciiTheme="minorHAnsi" w:hAnsiTheme="minorHAnsi"/>
-          <w:sz w:val="22"/>
-          <w:szCs w:val="22"/>
-        </w:rPr>
-        <w:t>__________________________________________________________________________________</w:t>
-      </w:r>
-    </w:p>
-    <w:p>
-      <w:pPr>
-        <w:rPr>
-          <w:rFonts w:asciiTheme="minorHAnsi" w:hAnsiTheme="minorHAnsi"/>
-          <w:sz w:val="22"/>
-          <w:szCs w:val="22"/>
-        </w:rPr>
-      </w:pPr>
-    </w:p>
-    <w:p>
-      <w:pPr>
-        <w:rPr>
-          <w:rFonts w:asciiTheme="minorHAnsi" w:hAnsiTheme="minorHAnsi"/>
-          <w:sz w:val="22"/>
-          <w:szCs w:val="22"/>
-        </w:rPr>
-      </w:pPr>
-      <w:r>
-        <w:rPr>
-          <w:rFonts w:asciiTheme="minorHAnsi" w:hAnsiTheme="minorHAnsi"/>
-          <w:sz w:val="22"/>
-          <w:szCs w:val="22"/>
-        </w:rPr>
-        <w:t>Dear @salutation@:&lt;br&gt;&lt;br&gt;</w:t>
-      </w:r>
-    </w:p>
-    <w:p>
-      <w:pPr>
-        <w:tabs>
-          <w:tab w:val="left" w:pos="-1440"/>
-        </w:tabs>
-        <w:rPr>
-          <w:rFonts w:asciiTheme="minorHAnsi" w:hAnsiTheme="minorHAnsi"/>
-          <w:sz w:val="22"/>
-          <w:szCs w:val="22"/>
-        </w:rPr>
-      </w:pPr>
-    </w:p>
-    <w:p>
-      <w:pPr>
-        <w:tabs>
-          <w:tab w:val="left" w:pos="-1440"/>
-        </w:tabs>
-        <w:rPr>
-          <w:rFonts w:asciiTheme="minorHAnsi" w:hAnsiTheme="minorHAnsi" w:cs="Dutch801 Rm BT"/>
-          <w:sz w:val="22"/>
-          <w:szCs w:val="22"/>
-        </w:rPr>
-      </w:pPr>
-      <w:r>
-        <w:rPr>
-          <w:rFonts w:asciiTheme="minorHAnsi" w:hAnsiTheme="minorHAnsi" w:cs="Dutch801 Rm BT"/>
-          <w:sz w:val="22"/>
-          <w:szCs w:val="22"/>
-        </w:rPr>
-        <w:t>&lt;p&gt;</w:t>
-      </w:r>
-      <w:r>
-        <w:rPr>
-          <w:rFonts w:asciiTheme="minorHAnsi" w:hAnsiTheme="minorHAnsi" w:cs="Dutch801 Rm BT"/>
-          <w:sz w:val="22"/>
-          <w:szCs w:val="22"/>
-        </w:rPr>
-        <w:t>We are pleased to report that the Trademark Office has allowed the above-referenced application.  A copy of the Notice of Allowance (NOA) is attached for your records.</w:t>
-      </w:r>
-      <w:r>
-        <w:rPr>
-          <w:rFonts w:asciiTheme="minorHAnsi" w:hAnsiTheme="minorHAnsi" w:cs="Dutch801 Rm BT"/>
-          <w:sz w:val="22"/>
-          <w:szCs w:val="22"/>
-        </w:rPr>
-        <w:t>&lt;/p&gt;</w:t>
-      </w:r>
-      <w:r>
-        <w:rPr>
-          <w:rFonts w:asciiTheme="minorHAnsi" w:hAnsiTheme="minorHAnsi" w:cs="Dutch801 Rm BT"/>
-          <w:sz w:val="22"/>
-          <w:szCs w:val="22"/>
-        </w:rPr>
-        <w:t xml:space="preserve">  </w:t>
-      </w:r>
-    </w:p>
-    <w:p>
-      <w:pPr>
-        <w:tabs>
-          <w:tab w:val="left" w:pos="-1440"/>
-        </w:tabs>
-        <w:rPr>
-          <w:rFonts w:asciiTheme="minorHAnsi" w:hAnsiTheme="minorHAnsi" w:cs="Dutch801 Rm BT"/>
-          <w:sz w:val="22"/>
-          <w:szCs w:val="22"/>
-        </w:rPr>
-      </w:pPr>
-    </w:p>
-    <w:p>
-      <w:pPr>
-        <w:tabs>
-          <w:tab w:val="left" w:pos="-1440"/>
-        </w:tabs>
-        <w:rPr>
-          <w:rFonts w:asciiTheme="minorHAnsi" w:hAnsiTheme="minorHAnsi" w:cs="Dutch801 Rm BT"/>
-          <w:sz w:val="22"/>
-          <w:szCs w:val="22"/>
-        </w:rPr>
-      </w:pPr>
-      <w:r>
-        <w:rPr>
-          <w:rFonts w:asciiTheme="minorHAnsi" w:hAnsiTheme="minorHAnsi" w:cs="Dutch801 Rm BT"/>
-          <w:sz w:val="22"/>
-          <w:szCs w:val="22"/>
-        </w:rPr>
-        <w:t>&lt;p&gt;</w:t>
-      </w:r>
-      <w:r>
-        <w:rPr>
-          <w:rFonts w:asciiTheme="minorHAnsi" w:hAnsiTheme="minorHAnsi" w:cs="Dutch801 Rm BT"/>
-          <w:sz w:val="22"/>
-          <w:szCs w:val="22"/>
-        </w:rPr>
-        <w:t xml:space="preserve">Now that the application has been allowed, the applicant has </w:t>
-      </w:r>
-      <w:r>
-        <w:rPr>
-          <w:rFonts w:asciiTheme="minorHAnsi" w:hAnsiTheme="minorHAnsi" w:cs="Dutch801 Rm BT"/>
-          <w:sz w:val="22"/>
-          <w:szCs w:val="22"/>
-        </w:rPr>
-        <w:t>six</w:t>
-      </w:r>
-      <w:r>
-        <w:rPr>
-          <w:rFonts w:asciiTheme="minorHAnsi" w:hAnsiTheme="minorHAnsi" w:cs="Dutch801 Rm BT"/>
-          <w:sz w:val="22"/>
-          <w:szCs w:val="22"/>
-        </w:rPr>
-        <w:t xml:space="preserve"> months from</w:t>
-      </w:r>
-      <w:r>
-        <w:rPr>
-          <w:rFonts w:asciiTheme="minorHAnsi" w:hAnsiTheme="minorHAnsi" w:cs="Dutch801 Rm BT"/>
-          <w:sz w:val="22"/>
-          <w:szCs w:val="22"/>
-        </w:rPr>
-        <w:t xml:space="preserve"> the</w:t>
-      </w:r>
-      <w:r>
-        <w:rPr>
-          <w:rFonts w:asciiTheme="minorHAnsi" w:hAnsiTheme="minorHAnsi" w:cs="Dutch801 Rm BT"/>
-          <w:sz w:val="22"/>
-          <w:szCs w:val="22"/>
-        </w:rPr>
-        <w:t xml:space="preserve"> mailing date of the Notice of Allowance to </w:t>
-      </w:r>
-      <w:r>
-        <w:rPr>
-          <w:rFonts w:asciiTheme="minorHAnsi" w:hAnsiTheme="minorHAnsi" w:cs="Dutch801 Rm BT"/>
-          <w:sz w:val="22"/>
-          <w:szCs w:val="22"/>
-        </w:rPr>
-        <w:t>commence u</w:t>
-      </w:r>
-      <w:r>
-        <w:rPr>
-          <w:rFonts w:asciiTheme="minorHAnsi" w:hAnsiTheme="minorHAnsi" w:cs="Dutch801 Rm BT"/>
-          <w:sz w:val="22"/>
-          <w:szCs w:val="22"/>
-        </w:rPr>
-        <w:t xml:space="preserve">se of the mark and subsequently </w:t>
-      </w:r>
-      <w:r>
-        <w:rPr>
-          <w:rFonts w:asciiTheme="minorHAnsi" w:hAnsiTheme="minorHAnsi" w:cs="Dutch801 Rm BT"/>
-          <w:sz w:val="22"/>
-          <w:szCs w:val="22"/>
-        </w:rPr>
-        <w:t xml:space="preserve">file a Statement of Use </w:t>
-      </w:r>
-      <w:r>
-        <w:rPr>
-          <w:rFonts w:asciiTheme="minorHAnsi" w:hAnsiTheme="minorHAnsi" w:cs="Dutch801 Rm BT"/>
-          <w:sz w:val="22"/>
-          <w:szCs w:val="22"/>
-        </w:rPr>
-        <w:t xml:space="preserve">in connection with interstate and/or international sales of all of the </w:t>
-      </w:r>
-      <w:r>
-        <w:rPr>
-          <w:rFonts w:asciiTheme="minorHAnsi" w:hAnsiTheme="minorHAnsi" w:cs="Dutch801 Rm BT"/>
-          <w:sz w:val="22"/>
-          <w:szCs w:val="22"/>
-        </w:rPr>
-        <w:t>above</w:t>
-      </w:r>
-      <w:r>
-        <w:rPr>
-          <w:rFonts w:asciiTheme="minorHAnsi" w:hAnsiTheme="minorHAnsi" w:cs="Dutch801 Rm BT"/>
-          <w:sz w:val="22"/>
-          <w:szCs w:val="22"/>
-        </w:rPr>
-        <w:t xml:space="preserve"> listed goods/services</w:t>
-      </w:r>
-      <w:r>
-        <w:rPr>
-          <w:rFonts w:asciiTheme="minorHAnsi" w:hAnsiTheme="minorHAnsi" w:cs="Dutch801 Rm BT"/>
-          <w:sz w:val="22"/>
-          <w:szCs w:val="22"/>
-        </w:rPr>
-        <w:t>,</w:t>
-      </w:r>
-      <w:r>
-        <w:rPr>
-          <w:rFonts w:asciiTheme="minorHAnsi" w:hAnsiTheme="minorHAnsi" w:cs="Dutch801 Rm BT"/>
-          <w:sz w:val="22"/>
-          <w:szCs w:val="22"/>
-        </w:rPr>
-        <w:t xml:space="preserve"> </w:t>
-      </w:r>
-      <w:r>
-        <w:rPr>
-          <w:rFonts w:asciiTheme="minorHAnsi" w:hAnsiTheme="minorHAnsi" w:cs="Dutch801 Rm BT"/>
-          <w:sz w:val="22"/>
-          <w:szCs w:val="22"/>
-        </w:rPr>
-        <w:t>or request a six</w:t>
-      </w:r>
-      <w:r>
-        <w:rPr>
-          <w:rFonts w:asciiTheme="minorHAnsi" w:hAnsiTheme="minorHAnsi" w:cs="Dutch801 Rm BT"/>
-          <w:sz w:val="22"/>
-          <w:szCs w:val="22"/>
-        </w:rPr>
-        <w:t xml:space="preserve"> </w:t>
-      </w:r>
-      <w:r>
-        <w:rPr>
-          <w:rFonts w:asciiTheme="minorHAnsi" w:hAnsiTheme="minorHAnsi" w:cs="Dutch801 Rm BT"/>
-          <w:sz w:val="22"/>
-          <w:szCs w:val="22"/>
-        </w:rPr>
-        <w:t>month Extension of Time to file a Statement of Use.</w:t>
-      </w:r>
-      <w:r>
-        <w:rPr>
-          <w:rFonts w:asciiTheme="minorHAnsi" w:hAnsiTheme="minorHAnsi" w:cs="Dutch801 Rm BT"/>
-          <w:sz w:val="22"/>
-          <w:szCs w:val="22"/>
-        </w:rPr>
-        <w:t>&lt;/p&gt;</w:t>
-      </w:r>
-    </w:p>
-    <w:p>
-      <w:pPr>
-        <w:tabs>
-          <w:tab w:val="left" w:pos="-1440"/>
-        </w:tabs>
-        <w:rPr>
-          <w:rFonts w:asciiTheme="minorHAnsi" w:hAnsiTheme="minorHAnsi" w:cs="Dutch801 Rm BT"/>
-          <w:sz w:val="22"/>
-          <w:szCs w:val="22"/>
-        </w:rPr>
-      </w:pPr>
-    </w:p>
-    <w:p>
-      <w:pPr>
-        <w:tabs>
-          <w:tab w:val="left" w:pos="-1440"/>
-        </w:tabs>
-        <w:rPr>
-          <w:rFonts w:asciiTheme="minorHAnsi" w:hAnsiTheme="minorHAnsi" w:cs="Dutch801 Rm BT"/>
-          <w:sz w:val="22"/>
-          <w:szCs w:val="22"/>
-        </w:rPr>
-      </w:pPr>
-      <w:r>
-        <w:rPr>
-          <w:rFonts w:asciiTheme="minorHAnsi" w:hAnsiTheme="minorHAnsi" w:cs="Dutch801 Rm BT"/>
-          <w:sz w:val="22"/>
-          <w:szCs w:val="22"/>
-        </w:rPr>
-        <w:t>&lt;p&gt;</w:t>
-      </w:r>
-      <w:r>
-        <w:rPr>
-          <w:rFonts w:asciiTheme="minorHAnsi" w:hAnsiTheme="minorHAnsi" w:cs="Dutch801 Rm BT"/>
-          <w:sz w:val="22"/>
-          <w:szCs w:val="22"/>
-        </w:rPr>
-        <w:t>The applicant has</w:t>
-      </w:r>
-      <w:r>
-        <w:rPr>
-          <w:rFonts w:asciiTheme="minorHAnsi" w:hAnsiTheme="minorHAnsi" w:cs="Dutch801 Rm BT"/>
-          <w:sz w:val="22"/>
-          <w:szCs w:val="22"/>
-        </w:rPr>
-        <w:t xml:space="preserve"> a total of three years (in six </w:t>
-      </w:r>
-      <w:r>
-        <w:rPr>
-          <w:rFonts w:asciiTheme="minorHAnsi" w:hAnsiTheme="minorHAnsi" w:cs="Dutch801 Rm BT"/>
-          <w:sz w:val="22"/>
-          <w:szCs w:val="22"/>
-        </w:rPr>
-        <w:t>month increments of time with paid extension requests) from the Notice of Allowance date in wh</w:t>
-      </w:r>
-      <w:r>
-        <w:rPr>
-          <w:rFonts w:asciiTheme="minorHAnsi" w:hAnsiTheme="minorHAnsi" w:cs="Dutch801 Rm BT"/>
-          <w:sz w:val="22"/>
-          <w:szCs w:val="22"/>
-        </w:rPr>
-        <w:t>ich to commence use of the mark</w:t>
-      </w:r>
-      <w:r>
-        <w:rPr>
-          <w:rFonts w:asciiTheme="minorHAnsi" w:hAnsiTheme="minorHAnsi" w:cs="Dutch801 Rm BT"/>
-          <w:sz w:val="22"/>
-          <w:szCs w:val="22"/>
-        </w:rPr>
-        <w:t xml:space="preserve"> and file a Statement of Use and a specimen (an example that shows how the mark is being used) with the Trademark Office.</w:t>
-      </w:r>
-      <w:r>
-        <w:rPr>
-          <w:rFonts w:asciiTheme="minorHAnsi" w:hAnsiTheme="minorHAnsi" w:cs="Dutch801 Rm BT"/>
-          <w:sz w:val="22"/>
-          <w:szCs w:val="22"/>
-        </w:rPr>
-        <w:t>&lt;/p&gt;</w:t>
-      </w:r>
-      <w:r>
-        <w:rPr>
-          <w:rFonts w:asciiTheme="minorHAnsi" w:hAnsiTheme="minorHAnsi" w:cs="Dutch801 Rm BT"/>
-          <w:sz w:val="22"/>
-          <w:szCs w:val="22"/>
-        </w:rPr>
-        <w:t xml:space="preserve">    </w:t>
+        <w:t>Option “A”</w:t>
+      </w:r>
+    </w:p>
+    <w:p>
+      <w:pPr>
+        <w:tabs>
+          <w:tab w:val="left" w:pos="-1440"/>
+        </w:tabs>
+        <w:rPr>
+          <w:rFonts w:asciiTheme="minorHAnsi" w:hAnsiTheme="minorHAnsi" w:cs="Dutch801 Rm BT"/>
+          <w:sz w:val="22"/>
+          <w:szCs w:val="22"/>
+        </w:rPr>
+      </w:pPr>
+      <w:r>
+        <w:rPr>
+          <w:rFonts w:asciiTheme="minorHAnsi" w:hAnsiTheme="minorHAnsi" w:cs="Dutch801 Rm BT"/>
+          <w:sz w:val="22"/>
+          <w:szCs w:val="22"/>
+        </w:rPr>
+        <w:t xml:space="preserve">The mark, as allowed, is or will be used in/on connection with interstate and/or international sales of </w:t>
+      </w:r>
+      <w:proofErr w:type="gramStart"/>
+      <w:r>
+        <w:rPr>
+          <w:rFonts w:asciiTheme="minorHAnsi" w:hAnsiTheme="minorHAnsi" w:cs="Dutch801 Rm BT"/>
+          <w:sz w:val="22"/>
+          <w:szCs w:val="22"/>
+        </w:rPr>
+        <w:t>all of</w:t>
+      </w:r>
+      <w:proofErr w:type="gramEnd"/>
+      <w:r>
+        <w:rPr>
+          <w:rFonts w:asciiTheme="minorHAnsi" w:hAnsiTheme="minorHAnsi" w:cs="Dutch801 Rm BT"/>
+          <w:sz w:val="22"/>
+          <w:szCs w:val="22"/>
+        </w:rPr>
+        <w:t xml:space="preserve"> the above listed goods/services by the advised deadline. A Statement of Use should be filed.</w:t>
       </w:r>
     </w:p>
     <w:p>
@@ -1083,277 +1695,20 @@
           <w:szCs w:val="22"/>
         </w:rPr>
         <w:lastRenderedPageBreak/>
-        <w:t>&lt;p&gt;</w:t>
-      </w:r>
-      <w:r>
-        <w:rPr>
-          <w:rFonts w:asciiTheme="minorHAnsi" w:hAnsiTheme="minorHAnsi" w:cs="Dutch801 Rm BT"/>
-          <w:sz w:val="22"/>
-          <w:szCs w:val="22"/>
-        </w:rPr>
-        <w:t xml:space="preserve">The </w:t>
-      </w:r>
-      <w:r>
-        <w:rPr>
-          <w:rFonts w:asciiTheme="minorHAnsi" w:hAnsiTheme="minorHAnsi" w:cs="Dutch801 Rm BT"/>
-          <w:sz w:val="22"/>
-          <w:szCs w:val="22"/>
-        </w:rPr>
-        <w:t xml:space="preserve">first deadline to file a Statement of Use or </w:t>
-      </w:r>
-      <w:r>
-        <w:rPr>
-          <w:rFonts w:asciiTheme="minorHAnsi" w:hAnsiTheme="minorHAnsi" w:cs="Dutch801 Rm BT"/>
-          <w:sz w:val="22"/>
-          <w:szCs w:val="22"/>
-        </w:rPr>
-        <w:t>request extension</w:t>
-      </w:r>
-      <w:r>
-        <w:rPr>
-          <w:rFonts w:asciiTheme="minorHAnsi" w:hAnsiTheme="minorHAnsi" w:cs="Dutch801 Rm BT"/>
-          <w:sz w:val="22"/>
-          <w:szCs w:val="22"/>
-        </w:rPr>
-        <w:t xml:space="preserve"> is </w:t>
-      </w:r>
-      <w:r>
-        <w:rPr>
-          <w:rFonts w:asciiTheme="minorHAnsi" w:hAnsiTheme="minorHAnsi" w:cs="Dutch801 Rm BT"/>
-          <w:b/>
-          <w:sz w:val="22"/>
-          <w:szCs w:val="22"/>
-        </w:rPr>
-        <w:t>&lt;b&gt;@statementUseExtDue@&lt;/b</w:t>
-      </w:r>
-      <w:r>
-        <w:rPr>
-          <w:rFonts w:asciiTheme="minorHAnsi" w:hAnsiTheme="minorHAnsi" w:cs="Dutch801 Rm BT"/>
-          <w:b/>
-          <w:sz w:val="22"/>
-          <w:szCs w:val="22"/>
-        </w:rPr>
-        <w:t>&gt;</w:t>
-      </w:r>
-      <w:r>
-        <w:rPr>
-          <w:rFonts w:asciiTheme="minorHAnsi" w:hAnsiTheme="minorHAnsi" w:cs="Dutch801 Rm BT"/>
-          <w:sz w:val="22"/>
-          <w:szCs w:val="22"/>
-        </w:rPr>
-        <w:t>.  A Statement of Use or an Extension Request must be filed by this date or the application will be abandoned.</w:t>
-      </w:r>
-      <w:r>
-        <w:rPr>
-          <w:rFonts w:asciiTheme="minorHAnsi" w:hAnsiTheme="minorHAnsi" w:cs="Dutch801 Rm BT"/>
-          <w:sz w:val="22"/>
-          <w:szCs w:val="22"/>
-        </w:rPr>
-        <w:t>&lt;/p&gt;</w:t>
-      </w:r>
-    </w:p>
-    <w:p>
-      <w:pPr>
-        <w:tabs>
-          <w:tab w:val="left" w:pos="-1440"/>
-        </w:tabs>
-        <w:rPr>
-          <w:rFonts w:asciiTheme="minorHAnsi" w:hAnsiTheme="minorHAnsi" w:cs="Dutch801 Rm BT"/>
-          <w:sz w:val="22"/>
-          <w:szCs w:val="22"/>
-        </w:rPr>
-      </w:pPr>
-    </w:p>
-    <w:p>
-      <w:pPr>
-        <w:tabs>
-          <w:tab w:val="left" w:pos="-1440"/>
-        </w:tabs>
-        <w:rPr>
-          <w:rFonts w:asciiTheme="minorHAnsi" w:hAnsiTheme="minorHAnsi" w:cs="Dutch801 Rm BT"/>
-          <w:bCs/>
-          <w:sz w:val="22"/>
-          <w:szCs w:val="22"/>
-        </w:rPr>
-      </w:pPr>
-      <w:r>
-        <w:rPr>
-          <w:rFonts w:asciiTheme="minorHAnsi" w:hAnsiTheme="minorHAnsi" w:cs="Dutch801 Rm BT"/>
-          <w:bCs/>
-          <w:sz w:val="22"/>
-          <w:szCs w:val="22"/>
-        </w:rPr>
-        <w:t>&lt;p&gt;Using the options as provided below, please determine what action is required.</w:t>
-      </w:r>
-      <w:r>
-        <w:rPr>
-          <w:rFonts w:asciiTheme="minorHAnsi" w:hAnsiTheme="minorHAnsi" w:cs="Dutch801 Rm BT"/>
-          <w:sz w:val="22"/>
-          <w:szCs w:val="22"/>
-        </w:rPr>
-        <w:t xml:space="preserve"> </w:t>
-      </w:r>
-      <w:r>
-        <w:rPr>
-          <w:rFonts w:asciiTheme="minorHAnsi" w:hAnsiTheme="minorHAnsi" w:cs="Dutch801 Rm BT"/>
-          <w:bCs/>
-          <w:sz w:val="22"/>
-          <w:szCs w:val="22"/>
-        </w:rPr>
-        <w:t>&lt;/p&gt;</w:t>
-      </w:r>
-    </w:p>
-    <w:p>
-      <w:pPr>
-        <w:tabs>
-          <w:tab w:val="left" w:pos="-1440"/>
-        </w:tabs>
-        <w:rPr>
-          <w:rFonts w:asciiTheme="minorHAnsi" w:hAnsiTheme="minorHAnsi" w:cs="Dutch801 Rm BT"/>
-          <w:sz w:val="22"/>
-          <w:szCs w:val="22"/>
-        </w:rPr>
-      </w:pPr>
-    </w:p>
-    <w:p>
-      <w:pPr>
-        <w:tabs>
-          <w:tab w:val="left" w:pos="-1440"/>
-        </w:tabs>
-        <w:rPr>
-          <w:rFonts w:asciiTheme="minorHAnsi" w:hAnsiTheme="minorHAnsi" w:cs="Dutch801 Rm BT"/>
-          <w:b/>
-          <w:sz w:val="22"/>
-          <w:szCs w:val="22"/>
-          <w:u w:val="single"/>
-        </w:rPr>
-      </w:pPr>
-      <w:r>
-        <w:rPr>
-          <w:rFonts w:asciiTheme="minorHAnsi" w:hAnsiTheme="minorHAnsi" w:cs="Dutch801 Rm BT"/>
-          <w:b/>
-          <w:sz w:val="22"/>
-          <w:szCs w:val="22"/>
-          <w:u w:val="single"/>
-        </w:rPr>
-        <w:t>&lt;b&gt;</w:t>
-      </w:r>
-      <w:r>
-        <w:rPr>
-          <w:rFonts w:asciiTheme="minorHAnsi" w:hAnsiTheme="minorHAnsi" w:cs="Dutch801 Rm BT"/>
-          <w:b/>
-          <w:sz w:val="22"/>
-          <w:szCs w:val="22"/>
-          <w:u w:val="single"/>
-        </w:rPr>
-        <w:t>Option “A”</w:t>
-      </w:r>
-      <w:r>
-        <w:rPr>
-          <w:rFonts w:asciiTheme="minorHAnsi" w:hAnsiTheme="minorHAnsi" w:cs="Dutch801 Rm BT"/>
-          <w:b/>
-          <w:sz w:val="22"/>
-          <w:szCs w:val="22"/>
-          <w:u w:val="single"/>
-        </w:rPr>
-        <w:t>&lt;b&gt;&lt;br&gt;</w:t>
-      </w:r>
-    </w:p>
-    <w:p>
-      <w:pPr>
-        <w:tabs>
-          <w:tab w:val="left" w:pos="-1440"/>
-        </w:tabs>
-        <w:rPr>
-          <w:rFonts w:asciiTheme="minorHAnsi" w:hAnsiTheme="minorHAnsi" w:cs="Dutch801 Rm BT"/>
-          <w:sz w:val="22"/>
-          <w:szCs w:val="22"/>
-        </w:rPr>
-      </w:pPr>
-      <w:r>
-        <w:rPr>
-          <w:rFonts w:asciiTheme="minorHAnsi" w:hAnsiTheme="minorHAnsi" w:cs="Dutch801 Rm BT"/>
-          <w:sz w:val="22"/>
-          <w:szCs w:val="22"/>
-        </w:rPr>
-        <w:t>&lt;p&gt;</w:t>
-      </w:r>
-      <w:r>
-        <w:rPr>
-          <w:rFonts w:asciiTheme="minorHAnsi" w:hAnsiTheme="minorHAnsi" w:cs="Dutch801 Rm BT"/>
-          <w:sz w:val="22"/>
-          <w:szCs w:val="22"/>
-        </w:rPr>
-        <w:t>The mark, as allowed, is or will be used in/on connection with interstate and/or international sales of all of the above listed goods/services by the advised deadline. A Statement of Use should be filed.</w:t>
-      </w:r>
-      <w:r>
-        <w:rPr>
-          <w:rFonts w:asciiTheme="minorHAnsi" w:hAnsiTheme="minorHAnsi" w:cs="Dutch801 Rm BT"/>
-          <w:sz w:val="22"/>
-          <w:szCs w:val="22"/>
-        </w:rPr>
-        <w:t>&lt;/p&gt;</w:t>
-      </w:r>
-    </w:p>
-    <w:p>
-      <w:pPr>
-        <w:tabs>
-          <w:tab w:val="left" w:pos="-1440"/>
-        </w:tabs>
-        <w:rPr>
-          <w:rFonts w:asciiTheme="minorHAnsi" w:hAnsiTheme="minorHAnsi" w:cs="Dutch801 Rm BT"/>
-          <w:sz w:val="22"/>
-          <w:szCs w:val="22"/>
-        </w:rPr>
-      </w:pPr>
-    </w:p>
-    <w:p>
-      <w:pPr>
-        <w:tabs>
-          <w:tab w:val="left" w:pos="-1440"/>
-        </w:tabs>
-        <w:rPr>
-          <w:rFonts w:asciiTheme="minorHAnsi" w:hAnsiTheme="minorHAnsi" w:cs="Dutch801 Rm BT"/>
-          <w:sz w:val="22"/>
-          <w:szCs w:val="22"/>
-        </w:rPr>
-      </w:pPr>
-      <w:r>
-        <w:rPr>
-          <w:rFonts w:asciiTheme="minorHAnsi" w:hAnsiTheme="minorHAnsi" w:cs="Dutch801 Rm BT"/>
-          <w:sz w:val="22"/>
-          <w:szCs w:val="22"/>
-        </w:rPr>
         <w:t>Please provide the following:</w:t>
       </w:r>
-      <w:r>
-        <w:rPr>
-          <w:rFonts w:asciiTheme="minorHAnsi" w:hAnsiTheme="minorHAnsi" w:cs="Dutch801 Rm BT"/>
-          <w:sz w:val="22"/>
-          <w:szCs w:val="22"/>
-        </w:rPr>
-        <w:t>&lt;br&gt;</w:t>
-      </w:r>
-    </w:p>
-    <w:p>
-      <w:pPr>
-        <w:tabs>
-          <w:tab w:val="left" w:pos="-1440"/>
-        </w:tabs>
-        <w:rPr>
-          <w:rFonts w:asciiTheme="minorHAnsi" w:hAnsiTheme="minorHAnsi" w:cs="Dutch801 Rm BT"/>
-          <w:sz w:val="22"/>
-          <w:szCs w:val="22"/>
-        </w:rPr>
-      </w:pPr>
-      <w:r>
-        <w:rPr>
-          <w:rFonts w:asciiTheme="minorHAnsi" w:hAnsiTheme="minorHAnsi" w:cs="Dutch801 Rm BT"/>
-          <w:sz w:val="22"/>
-          <w:szCs w:val="22"/>
-        </w:rPr>
-        <w:t>&lt;ol&gt;</w:t>
-      </w:r>
+    </w:p>
+    <w:p>
+      <w:pPr>
+        <w:tabs>
+          <w:tab w:val="left" w:pos="-1440"/>
+        </w:tabs>
+        <w:rPr>
+          <w:rFonts w:asciiTheme="minorHAnsi" w:hAnsiTheme="minorHAnsi" w:cs="Dutch801 Rm BT"/>
+          <w:sz w:val="22"/>
+          <w:szCs w:val="22"/>
+        </w:rPr>
+      </w:pPr>
     </w:p>
     <w:p>
       <w:pPr>
@@ -1380,14 +1735,6 @@
           <w:sz w:val="22"/>
           <w:szCs w:val="22"/>
         </w:rPr>
-        <w:t>&lt;li&gt;</w:t>
-      </w:r>
-      <w:r>
-        <w:rPr>
-          <w:rFonts w:asciiTheme="minorHAnsi" w:hAnsiTheme="minorHAnsi" w:cs="Dutch801 Rm BT"/>
-          <w:sz w:val="22"/>
-          <w:szCs w:val="22"/>
-        </w:rPr>
         <w:t xml:space="preserve">Date of </w:t>
       </w:r>
       <w:r>
@@ -1404,7 +1751,7 @@
           <w:sz w:val="22"/>
           <w:szCs w:val="22"/>
         </w:rPr>
-        <w:t>.&lt;/li&gt;   </w:t>
+        <w:t>.   </w:t>
       </w:r>
     </w:p>
     <w:p>
@@ -1444,14 +1791,6 @@
           <w:sz w:val="22"/>
           <w:szCs w:val="22"/>
         </w:rPr>
-        <w:t>&lt;li&gt;</w:t>
-      </w:r>
-      <w:r>
-        <w:rPr>
-          <w:rFonts w:asciiTheme="minorHAnsi" w:hAnsiTheme="minorHAnsi" w:cs="Dutch801 Rm BT"/>
-          <w:sz w:val="22"/>
-          <w:szCs w:val="22"/>
-        </w:rPr>
         <w:t>Date of fir</w:t>
       </w:r>
       <w:r>
@@ -1468,7 +1807,7 @@
           <w:sz w:val="22"/>
           <w:szCs w:val="22"/>
         </w:rPr>
-        <w:t>.&lt;/li&gt;   </w:t>
+        <w:t>.   </w:t>
       </w:r>
     </w:p>
     <w:p>
@@ -1508,7 +1847,7 @@
           <w:sz w:val="22"/>
           <w:szCs w:val="22"/>
         </w:rPr>
-        <w:t>&lt;li&gt; </w:t>
+        <w:t> </w:t>
       </w:r>
       <w:r>
         <w:rPr>
@@ -1561,40 +1900,32 @@
           <w:sz w:val="22"/>
           <w:szCs w:val="22"/>
         </w:rPr>
-        <w:t>goods/services.&lt;/li&gt;   </w:t>
-      </w:r>
-    </w:p>
-    <w:p>
-      <w:pPr>
-        <w:tabs>
-          <w:tab w:val="left" w:pos="-1440"/>
-        </w:tabs>
-        <w:rPr>
-          <w:rFonts w:asciiTheme="minorHAnsi" w:hAnsiTheme="minorHAnsi" w:cs="Dutch801 Rm BT"/>
-          <w:sz w:val="22"/>
-          <w:szCs w:val="22"/>
-        </w:rPr>
-      </w:pPr>
-    </w:p>
-    <w:p>
-      <w:pPr>
-        <w:tabs>
-          <w:tab w:val="left" w:pos="-1440"/>
-        </w:tabs>
-        <w:rPr>
-          <w:rFonts w:asciiTheme="minorHAnsi" w:hAnsiTheme="minorHAnsi" w:cs="Dutch801 Rm BT"/>
-          <w:sz w:val="22"/>
-          <w:szCs w:val="22"/>
-        </w:rPr>
-      </w:pPr>
-      <w:r>
-        <w:rPr>
-          <w:rFonts w:asciiTheme="minorHAnsi" w:hAnsiTheme="minorHAnsi" w:cs="Dutch801 Rm BT"/>
-          <w:sz w:val="22"/>
-          <w:szCs w:val="22"/>
-        </w:rPr>
-        <w:t>&lt;</w:t>
-      </w:r>
+        <w:t>goods/services.   </w:t>
+      </w:r>
+    </w:p>
+    <w:p>
+      <w:pPr>
+        <w:tabs>
+          <w:tab w:val="left" w:pos="-1440"/>
+        </w:tabs>
+        <w:rPr>
+          <w:rFonts w:asciiTheme="minorHAnsi" w:hAnsiTheme="minorHAnsi" w:cs="Dutch801 Rm BT"/>
+          <w:sz w:val="22"/>
+          <w:szCs w:val="22"/>
+        </w:rPr>
+      </w:pPr>
+    </w:p>
+    <w:p>
+      <w:pPr>
+        <w:tabs>
+          <w:tab w:val="left" w:pos="-1440"/>
+        </w:tabs>
+        <w:rPr>
+          <w:rFonts w:asciiTheme="minorHAnsi" w:hAnsiTheme="minorHAnsi" w:cs="Dutch801 Rm BT"/>
+          <w:sz w:val="22"/>
+          <w:szCs w:val="22"/>
+        </w:rPr>
+      </w:pPr>
       <w:r>
         <w:rPr>
           <w:rFonts w:asciiTheme="minorHAnsi" w:hAnsiTheme="minorHAnsi" w:cs="Dutch801 Rm BT"/>
@@ -1602,7 +1933,7 @@
           <w:sz w:val="22"/>
           <w:szCs w:val="22"/>
         </w:rPr>
-        <w:t>p&gt; &lt;b&gt;(Goods)&lt;/b&gt;</w:t>
+        <w:t xml:space="preserve"> (Goods)</w:t>
       </w:r>
       <w:r>
         <w:rPr>
@@ -1626,15 +1957,7 @@
           <w:sz w:val="22"/>
           <w:szCs w:val="22"/>
         </w:rPr>
-        <w:t>.&lt;/</w:t>
-      </w:r>
-      <w:r>
-        <w:rPr>
-          <w:rFonts w:asciiTheme="minorHAnsi" w:hAnsiTheme="minorHAnsi" w:cs="Dutch801 Rm BT"/>
-          <w:sz w:val="22"/>
-          <w:szCs w:val="22"/>
-        </w:rPr>
-        <w:t>p&gt;</w:t>
+        <w:t>.</w:t>
       </w:r>
     </w:p>
     <w:p>
@@ -1667,15 +1990,15 @@
           <w:sz w:val="22"/>
           <w:szCs w:val="22"/>
         </w:rPr>
-        <w:t>&lt;p&gt;&lt;b&gt;(Services)&lt;/b&gt;</w:t>
-      </w:r>
-      <w:r>
-        <w:rPr>
-          <w:rFonts w:asciiTheme="minorHAnsi" w:hAnsiTheme="minorHAnsi" w:cs="Dutch801 Rm BT"/>
-          <w:sz w:val="22"/>
-          <w:szCs w:val="22"/>
-        </w:rPr>
-        <w:t xml:space="preserve"> Specimen for each class showing the mark as used on or in connection with the services, such as advertising or promotional materials (or the address of a website) where the mark is used in connection with the services including signs, photographs, brochures or advertisements that show the mark used in the sale or advertising of the services.&lt;/p&gt;</w:t>
+        <w:t>(Services)</w:t>
+      </w:r>
+      <w:r>
+        <w:rPr>
+          <w:rFonts w:asciiTheme="minorHAnsi" w:hAnsiTheme="minorHAnsi" w:cs="Dutch801 Rm BT"/>
+          <w:sz w:val="22"/>
+          <w:szCs w:val="22"/>
+        </w:rPr>
+        <w:t xml:space="preserve"> Specimen for each class showing the mark as used on or in connection with the services, such as advertising or promotional materials (or the address of a website) where the mark is used in connection with the services including signs, photographs, brochures or advertisements that show the mark used in the sale or advertising of the services.</w:t>
       </w:r>
     </w:p>
     <w:p>
@@ -1711,9 +2034,80 @@
           <w:szCs w:val="22"/>
           <w:u w:val="single"/>
         </w:rPr>
-        <w:t>&lt;b&gt;</w:t>
-      </w:r>
-      <w:r>
+        <w:t>Option “B”</w:t>
+      </w:r>
+    </w:p>
+    <w:p>
+      <w:pPr>
+        <w:tabs>
+          <w:tab w:val="left" w:pos="-1440"/>
+        </w:tabs>
+        <w:rPr>
+          <w:rFonts w:asciiTheme="minorHAnsi" w:hAnsiTheme="minorHAnsi" w:cs="Dutch801 Rm BT"/>
+          <w:sz w:val="22"/>
+          <w:szCs w:val="22"/>
+        </w:rPr>
+      </w:pPr>
+      <w:r>
+        <w:rPr>
+          <w:rFonts w:asciiTheme="minorHAnsi" w:hAnsiTheme="minorHAnsi" w:cs="Dutch801 Rm BT"/>
+          <w:sz w:val="22"/>
+          <w:szCs w:val="22"/>
+        </w:rPr>
+        <w:t>The mark, as allowed, is not currently</w:t>
+      </w:r>
+      <w:r>
+        <w:rPr>
+          <w:rFonts w:asciiTheme="minorHAnsi" w:hAnsiTheme="minorHAnsi" w:cs="Dutch801 Rm BT"/>
+          <w:sz w:val="22"/>
+          <w:szCs w:val="22"/>
+        </w:rPr>
+        <w:t>,</w:t>
+      </w:r>
+      <w:r>
+        <w:rPr>
+          <w:rFonts w:asciiTheme="minorHAnsi" w:hAnsiTheme="minorHAnsi" w:cs="Dutch801 Rm BT"/>
+          <w:sz w:val="22"/>
+          <w:szCs w:val="22"/>
+        </w:rPr>
+        <w:t xml:space="preserve"> and will not be used in/on connection with interstate and/or international sales of </w:t>
+      </w:r>
+      <w:proofErr w:type="gramStart"/>
+      <w:r>
+        <w:rPr>
+          <w:rFonts w:asciiTheme="minorHAnsi" w:hAnsiTheme="minorHAnsi" w:cs="Dutch801 Rm BT"/>
+          <w:sz w:val="22"/>
+          <w:szCs w:val="22"/>
+        </w:rPr>
+        <w:t>all of</w:t>
+      </w:r>
+      <w:proofErr w:type="gramEnd"/>
+      <w:r>
+        <w:rPr>
+          <w:rFonts w:asciiTheme="minorHAnsi" w:hAnsiTheme="minorHAnsi" w:cs="Dutch801 Rm BT"/>
+          <w:sz w:val="22"/>
+          <w:szCs w:val="22"/>
+        </w:rPr>
+        <w:t xml:space="preserve"> the above listed goods/services by the advised deadline. An Extension of Time should be filed.</w:t>
+      </w:r>
+    </w:p>
+    <w:p>
+      <w:pPr>
+        <w:tabs>
+          <w:tab w:val="left" w:pos="-1440"/>
+        </w:tabs>
+        <w:rPr>
+          <w:rFonts w:asciiTheme="minorHAnsi" w:hAnsiTheme="minorHAnsi" w:cs="Dutch801 Rm BT"/>
+          <w:sz w:val="22"/>
+          <w:szCs w:val="22"/>
+        </w:rPr>
+      </w:pPr>
+    </w:p>
+    <w:p>
+      <w:pPr>
+        <w:tabs>
+          <w:tab w:val="left" w:pos="-1440"/>
+        </w:tabs>
         <w:rPr>
           <w:rFonts w:asciiTheme="minorHAnsi" w:hAnsiTheme="minorHAnsi" w:cs="Dutch801 Rm BT"/>
           <w:b/>
@@ -1721,8 +2115,7 @@
           <w:szCs w:val="22"/>
           <w:u w:val="single"/>
         </w:rPr>
-        <w:t>Option “B”</w:t>
-      </w:r>
+      </w:pPr>
       <w:r>
         <w:rPr>
           <w:rFonts w:asciiTheme="minorHAnsi" w:hAnsiTheme="minorHAnsi" w:cs="Dutch801 Rm BT"/>
@@ -1731,151 +2124,37 @@
           <w:szCs w:val="22"/>
           <w:u w:val="single"/>
         </w:rPr>
-        <w:t>&lt;/b&gt;&lt;br&gt;</w:t>
-      </w:r>
-    </w:p>
-    <w:p>
-      <w:pPr>
-        <w:tabs>
-          <w:tab w:val="left" w:pos="-1440"/>
-        </w:tabs>
-        <w:rPr>
-          <w:rFonts w:asciiTheme="minorHAnsi" w:hAnsiTheme="minorHAnsi" w:cs="Dutch801 Rm BT"/>
-          <w:sz w:val="22"/>
-          <w:szCs w:val="22"/>
-        </w:rPr>
-      </w:pPr>
-      <w:r>
-        <w:rPr>
-          <w:rFonts w:asciiTheme="minorHAnsi" w:hAnsiTheme="minorHAnsi" w:cs="Dutch801 Rm BT"/>
-          <w:sz w:val="22"/>
-          <w:szCs w:val="22"/>
-        </w:rPr>
-        <w:t>&lt;p&gt;</w:t>
-      </w:r>
-      <w:r>
-        <w:rPr>
-          <w:rFonts w:asciiTheme="minorHAnsi" w:hAnsiTheme="minorHAnsi" w:cs="Dutch801 Rm BT"/>
-          <w:sz w:val="22"/>
-          <w:szCs w:val="22"/>
-        </w:rPr>
-        <w:t>The mark, as allowed, is not currently</w:t>
-      </w:r>
-      <w:r>
-        <w:rPr>
-          <w:rFonts w:asciiTheme="minorHAnsi" w:hAnsiTheme="minorHAnsi" w:cs="Dutch801 Rm BT"/>
-          <w:sz w:val="22"/>
-          <w:szCs w:val="22"/>
-        </w:rPr>
-        <w:t>,</w:t>
-      </w:r>
-      <w:r>
-        <w:rPr>
-          <w:rFonts w:asciiTheme="minorHAnsi" w:hAnsiTheme="minorHAnsi" w:cs="Dutch801 Rm BT"/>
-          <w:sz w:val="22"/>
-          <w:szCs w:val="22"/>
-        </w:rPr>
-        <w:t xml:space="preserve"> and will not be used in/on connection with interstate and/or international sales of all of the above listed goods/services by the advised deadline. An Extension of Time should be filed.</w:t>
-      </w:r>
-      <w:r>
-        <w:rPr>
-          <w:rFonts w:asciiTheme="minorHAnsi" w:hAnsiTheme="minorHAnsi" w:cs="Dutch801 Rm BT"/>
-          <w:sz w:val="22"/>
-          <w:szCs w:val="22"/>
-        </w:rPr>
-        <w:t>&lt;/p&gt;</w:t>
-      </w:r>
-    </w:p>
-    <w:p>
-      <w:pPr>
-        <w:tabs>
-          <w:tab w:val="left" w:pos="-1440"/>
-        </w:tabs>
-        <w:rPr>
-          <w:rFonts w:asciiTheme="minorHAnsi" w:hAnsiTheme="minorHAnsi" w:cs="Dutch801 Rm BT"/>
-          <w:sz w:val="22"/>
-          <w:szCs w:val="22"/>
-        </w:rPr>
-      </w:pPr>
-    </w:p>
-    <w:p>
-      <w:pPr>
-        <w:tabs>
-          <w:tab w:val="left" w:pos="-1440"/>
-        </w:tabs>
-        <w:rPr>
-          <w:rFonts w:asciiTheme="minorHAnsi" w:hAnsiTheme="minorHAnsi" w:cs="Dutch801 Rm BT"/>
-          <w:b/>
-          <w:sz w:val="22"/>
-          <w:szCs w:val="22"/>
-          <w:u w:val="single"/>
-        </w:rPr>
-      </w:pPr>
-      <w:r>
-        <w:rPr>
-          <w:rFonts w:asciiTheme="minorHAnsi" w:hAnsiTheme="minorHAnsi" w:cs="Dutch801 Rm BT"/>
-          <w:b/>
-          <w:sz w:val="22"/>
-          <w:szCs w:val="22"/>
-          <w:u w:val="single"/>
-        </w:rPr>
-        <w:t>&lt;b&gt;</w:t>
-      </w:r>
-      <w:r>
-        <w:rPr>
-          <w:rFonts w:asciiTheme="minorHAnsi" w:hAnsiTheme="minorHAnsi" w:cs="Dutch801 Rm BT"/>
-          <w:b/>
-          <w:sz w:val="22"/>
-          <w:szCs w:val="22"/>
-          <w:u w:val="single"/>
-        </w:rPr>
         <w:t>Option “C”</w:t>
       </w:r>
-      <w:r>
-        <w:rPr>
-          <w:rFonts w:asciiTheme="minorHAnsi" w:hAnsiTheme="minorHAnsi" w:cs="Dutch801 Rm BT"/>
-          <w:b/>
-          <w:sz w:val="22"/>
-          <w:szCs w:val="22"/>
-          <w:u w:val="single"/>
-        </w:rPr>
-        <w:t>&lt;/b&gt;&lt;br&gt;</w:t>
-      </w:r>
-    </w:p>
-    <w:p>
-      <w:pPr>
-        <w:tabs>
-          <w:tab w:val="left" w:pos="-1440"/>
-        </w:tabs>
-        <w:rPr>
-          <w:rFonts w:asciiTheme="minorHAnsi" w:hAnsiTheme="minorHAnsi" w:cs="Dutch801 Rm BT"/>
-          <w:sz w:val="22"/>
-          <w:szCs w:val="22"/>
-        </w:rPr>
-      </w:pPr>
-      <w:r>
-        <w:rPr>
-          <w:rFonts w:asciiTheme="minorHAnsi" w:hAnsiTheme="minorHAnsi" w:cs="Dutch801 Rm BT"/>
-          <w:sz w:val="22"/>
-          <w:szCs w:val="22"/>
-        </w:rPr>
-        <w:t>&lt;p&gt;</w:t>
-      </w:r>
-      <w:r>
-        <w:rPr>
-          <w:rFonts w:asciiTheme="minorHAnsi" w:hAnsiTheme="minorHAnsi" w:cs="Dutch801 Rm BT"/>
-          <w:sz w:val="22"/>
-          <w:szCs w:val="22"/>
-        </w:rPr>
-        <w:t>Any/all of the goods/services listed above are no longer planned to be used under the mark. The Trademark Office requires that we delete all such goods/services from the application. No Statement of Use or Extension of Time will be filed.</w:t>
-      </w:r>
-      <w:r>
-        <w:rPr>
-          <w:rFonts w:asciiTheme="minorHAnsi" w:hAnsiTheme="minorHAnsi" w:cs="Dutch801 Rm BT"/>
-          <w:sz w:val="22"/>
-          <w:szCs w:val="22"/>
-        </w:rPr>
-        <w:t>&lt;/p&gt;</w:t>
+    </w:p>
+    <w:p>
+      <w:pPr>
+        <w:tabs>
+          <w:tab w:val="left" w:pos="-1440"/>
+        </w:tabs>
+        <w:rPr>
+          <w:rFonts w:asciiTheme="minorHAnsi" w:hAnsiTheme="minorHAnsi" w:cs="Dutch801 Rm BT"/>
+          <w:sz w:val="22"/>
+          <w:szCs w:val="22"/>
+        </w:rPr>
+      </w:pPr>
+      <w:proofErr w:type="gramStart"/>
+      <w:r>
+        <w:rPr>
+          <w:rFonts w:asciiTheme="minorHAnsi" w:hAnsiTheme="minorHAnsi" w:cs="Dutch801 Rm BT"/>
+          <w:sz w:val="22"/>
+          <w:szCs w:val="22"/>
+        </w:rPr>
+        <w:t>Any/all of</w:t>
+      </w:r>
+      <w:proofErr w:type="gramEnd"/>
+      <w:r>
+        <w:rPr>
+          <w:rFonts w:asciiTheme="minorHAnsi" w:hAnsiTheme="minorHAnsi" w:cs="Dutch801 Rm BT"/>
+          <w:sz w:val="22"/>
+          <w:szCs w:val="22"/>
+        </w:rPr>
+        <w:t xml:space="preserve"> the goods/services listed above are no longer planned to be used under the mark. The Trademark Office requires that we delete all such goods/services from the application. No Statement of Use or Extension of Time will be filed.</w:t>
       </w:r>
     </w:p>
     <w:p>
@@ -1984,7 +2263,7 @@
           <w:sz w:val="22"/>
           <w:szCs w:val="22"/>
         </w:rPr>
-        <w:t xml:space="preserve">&lt;p&gt;Please provide instructions as to whether you wish to file </w:t>
+        <w:t xml:space="preserve">Please provide instructions as to whether you wish to file </w:t>
       </w:r>
       <w:r>
         <w:rPr>
@@ -2038,10 +2317,11 @@
         <w:rPr>
           <w:rFonts w:asciiTheme="minorHAnsi" w:hAnsiTheme="minorHAnsi" w:cs="Dutch801 Rm BT"/>
           <w:b/>
-          <w:sz w:val="22"/>
-          <w:szCs w:val="22"/>
-        </w:rPr>
-        <w:t>&lt;b&gt;</w:t>
+          <w:bCs/>
+          <w:sz w:val="22"/>
+          <w:szCs w:val="22"/>
+        </w:rPr>
+        <w:t>&lt;&lt;</w:t>
       </w:r>
       <w:r>
         <w:rPr>
@@ -2051,33 +2331,17 @@
           <w:sz w:val="22"/>
           <w:szCs w:val="22"/>
         </w:rPr>
-        <w:t>@instDate@&lt;/b&gt;.</w:t>
-      </w:r>
-      <w:r>
-        <w:rPr>
-          <w:rFonts w:asciiTheme="minorHAnsi" w:hAnsiTheme="minorHAnsi" w:cs="Dutch801 Rm BT"/>
-          <w:sz w:val="22"/>
-          <w:szCs w:val="22"/>
-        </w:rPr>
-        <w:t xml:space="preserve"> If instructions are not </w:t>
-      </w:r>
-      <w:r>
-        <w:rPr>
-          <w:rFonts w:asciiTheme="minorHAnsi" w:hAnsiTheme="minorHAnsi" w:cs="Dutch801 Rm BT"/>
-          <w:sz w:val="22"/>
-          <w:szCs w:val="22"/>
-        </w:rPr>
-        <w:lastRenderedPageBreak/>
-        <w:t xml:space="preserve">in place at least one week prior to the </w:t>
+        <w:t>instDate</w:t>
       </w:r>
       <w:r>
         <w:rPr>
           <w:rFonts w:asciiTheme="minorHAnsi" w:hAnsiTheme="minorHAnsi" w:cs="Dutch801 Rm BT"/>
           <w:b/>
-          <w:sz w:val="22"/>
-          <w:szCs w:val="22"/>
-        </w:rPr>
-        <w:t>&lt;b&gt;</w:t>
+          <w:bCs/>
+          <w:sz w:val="22"/>
+          <w:szCs w:val="22"/>
+        </w:rPr>
+        <w:t>&gt;&gt;</w:t>
       </w:r>
       <w:r>
         <w:rPr>
@@ -2087,7 +2351,15 @@
           <w:sz w:val="22"/>
           <w:szCs w:val="22"/>
         </w:rPr>
-        <w:t>@statementUseExtDue@&lt;/b&gt;</w:t>
+        <w:t>.</w:t>
+      </w:r>
+      <w:r>
+        <w:rPr>
+          <w:rFonts w:asciiTheme="minorHAnsi" w:hAnsiTheme="minorHAnsi" w:cs="Dutch801 Rm BT"/>
+          <w:sz w:val="22"/>
+          <w:szCs w:val="22"/>
+        </w:rPr>
+        <w:t xml:space="preserve"> If instructions are not in place at least one week prior to the </w:t>
       </w:r>
       <w:r>
         <w:rPr>
@@ -2097,6 +2369,36 @@
           <w:sz w:val="22"/>
           <w:szCs w:val="22"/>
         </w:rPr>
+        <w:t>&lt;&lt;</w:t>
+      </w:r>
+      <w:r>
+        <w:rPr>
+          <w:rFonts w:asciiTheme="minorHAnsi" w:hAnsiTheme="minorHAnsi" w:cs="Dutch801 Rm BT"/>
+          <w:b/>
+          <w:bCs/>
+          <w:sz w:val="22"/>
+          <w:szCs w:val="22"/>
+        </w:rPr>
+        <w:t>statementUseExtDue</w:t>
+      </w:r>
+      <w:r>
+        <w:rPr>
+          <w:rFonts w:asciiTheme="minorHAnsi" w:hAnsiTheme="minorHAnsi" w:cs="Dutch801 Rm BT"/>
+          <w:b/>
+          <w:bCs/>
+          <w:sz w:val="22"/>
+          <w:szCs w:val="22"/>
+        </w:rPr>
+        <w:t>&gt;&gt;</w:t>
+      </w:r>
+      <w:r>
+        <w:rPr>
+          <w:rFonts w:asciiTheme="minorHAnsi" w:hAnsiTheme="minorHAnsi" w:cs="Dutch801 Rm BT"/>
+          <w:b/>
+          <w:bCs/>
+          <w:sz w:val="22"/>
+          <w:szCs w:val="22"/>
+        </w:rPr>
         <w:t xml:space="preserve"> </w:t>
       </w:r>
       <w:r>
@@ -2114,208 +2416,53 @@
           <w:sz w:val="22"/>
           <w:szCs w:val="22"/>
         </w:rPr>
-        <w:t>we will file the first Extension Request so as to prevent abandonment of the application.</w:t>
-      </w:r>
-      <w:r>
-        <w:rPr>
-          <w:rFonts w:asciiTheme="minorHAnsi" w:hAnsiTheme="minorHAnsi" w:cs="Dutch801 Rm BT"/>
-          <w:sz w:val="22"/>
-          <w:szCs w:val="22"/>
-        </w:rPr>
-        <w:t>&lt;/p&gt;</w:t>
-      </w:r>
-    </w:p>
-    <w:p>
-      <w:pPr>
-        <w:rPr>
-          <w:rFonts w:asciiTheme="minorHAnsi" w:hAnsiTheme="minorHAnsi" w:cs="Dutch801 Rm BT"/>
-          <w:sz w:val="22"/>
-          <w:szCs w:val="22"/>
-        </w:rPr>
-      </w:pPr>
-    </w:p>
-    <w:p>
-      <w:pPr>
-        <w:rPr>
-          <w:rFonts w:asciiTheme="minorHAnsi" w:hAnsiTheme="minorHAnsi" w:cs="Dutch801 Rm BT"/>
-          <w:sz w:val="22"/>
-          <w:szCs w:val="22"/>
-        </w:rPr>
-      </w:pPr>
-      <w:r>
-        <w:rPr>
-          <w:rFonts w:asciiTheme="minorHAnsi" w:hAnsiTheme="minorHAnsi" w:cs="Dutch801 Rm BT"/>
-          <w:sz w:val="22"/>
-          <w:szCs w:val="22"/>
-        </w:rPr>
-        <w:t>&lt;p&gt;We look forward to receiving your instructions. Please do not hesitate to contact us if you have any questions.&lt;/p&gt;</w:t>
-      </w:r>
-    </w:p>
-    <w:p>
-      <w:pPr>
-        <w:rPr>
-          <w:rFonts w:asciiTheme="minorHAnsi" w:hAnsiTheme="minorHAnsi" w:cs="Dutch801 Rm BT"/>
-          <w:sz w:val="22"/>
-          <w:szCs w:val="22"/>
-        </w:rPr>
-      </w:pPr>
-    </w:p>
-    <w:p>
-      <w:pPr>
-        <w:rPr>
-          <w:rFonts w:asciiTheme="minorHAnsi" w:hAnsiTheme="minorHAnsi" w:cs="Dutch801 Rm BT"/>
-          <w:sz w:val="22"/>
-          <w:szCs w:val="22"/>
-        </w:rPr>
-      </w:pPr>
-    </w:p>
-    <w:p>
-      <w:pPr>
-        <w:rPr>
-          <w:rFonts w:asciiTheme="minorHAnsi" w:hAnsiTheme="minorHAnsi" w:cs="Dutch801 Rm BT"/>
-          <w:sz w:val="22"/>
-          <w:szCs w:val="22"/>
-        </w:rPr>
-      </w:pPr>
-      <w:r>
-        <w:rPr>
-          <w:rFonts w:asciiTheme="minorHAnsi" w:hAnsiTheme="minorHAnsi" w:cs="Dutch801 Rm BT"/>
-          <w:sz w:val="22"/>
-          <w:szCs w:val="22"/>
-        </w:rPr>
-        <w:t>Sincerely,</w:t>
-      </w:r>
-    </w:p>
-    <w:p>
-      <w:pPr>
-        <w:rPr>
-          <w:rFonts w:asciiTheme="minorHAnsi" w:hAnsiTheme="minorHAnsi" w:cs="Dutch801 Rm BT"/>
-          <w:sz w:val="22"/>
-          <w:szCs w:val="22"/>
-        </w:rPr>
-      </w:pPr>
-      <w:r>
-        <w:rPr>
-          <w:rFonts w:asciiTheme="minorHAnsi" w:hAnsiTheme="minorHAnsi" w:cs="Dutch801 Rm BT"/>
-          <w:sz w:val="22"/>
-          <w:szCs w:val="22"/>
-        </w:rPr>
-        <w:t>&lt;br&gt;&lt;br&gt;</w:t>
-      </w:r>
-    </w:p>
-    <w:p>
-      <w:pPr>
-        <w:rPr>
-          <w:rFonts w:asciiTheme="minorHAnsi" w:hAnsiTheme="minorHAnsi" w:cs="Dutch801 Rm BT"/>
-          <w:sz w:val="22"/>
-          <w:szCs w:val="22"/>
-        </w:rPr>
-      </w:pPr>
-    </w:p>
-    <w:p>
-      <w:pPr>
-        <w:rPr>
-          <w:rFonts w:asciiTheme="minorHAnsi" w:hAnsiTheme="minorHAnsi" w:cs="Dutch801 Rm BT"/>
-          <w:sz w:val="22"/>
-          <w:szCs w:val="22"/>
-        </w:rPr>
-      </w:pPr>
-      <w:r>
-        <w:rPr>
-          <w:rFonts w:asciiTheme="minorHAnsi" w:hAnsiTheme="minorHAnsi" w:cs="Dutch801 Rm BT"/>
-          <w:sz w:val="22"/>
-          <w:szCs w:val="22"/>
-        </w:rPr>
-        <w:t>@userName@</w:t>
-      </w:r>
-    </w:p>
-    <w:p>
-      <w:pPr>
-        <w:rPr>
-          <w:rFonts w:asciiTheme="minorHAnsi" w:hAnsiTheme="minorHAnsi" w:cs="Dutch801 Rm BT"/>
-          <w:sz w:val="22"/>
-          <w:szCs w:val="22"/>
-        </w:rPr>
-      </w:pPr>
-      <w:r>
-        <w:rPr>
-          <w:rFonts w:asciiTheme="minorHAnsi" w:hAnsiTheme="minorHAnsi" w:cs="Dutch801 Rm BT"/>
-          <w:sz w:val="22"/>
-          <w:szCs w:val="22"/>
-        </w:rPr>
-        <w:t>&lt;br&gt;</w:t>
-      </w:r>
-    </w:p>
-    <w:p>
-      <w:pPr>
-        <w:rPr>
-          <w:rFonts w:asciiTheme="minorHAnsi" w:hAnsiTheme="minorHAnsi" w:cs="Dutch801 Rm BT"/>
-          <w:sz w:val="22"/>
-          <w:szCs w:val="22"/>
-        </w:rPr>
-      </w:pPr>
-      <w:r>
-        <w:rPr>
-          <w:rFonts w:asciiTheme="minorHAnsi" w:hAnsiTheme="minorHAnsi" w:cs="Dutch801 Rm BT"/>
-          <w:sz w:val="22"/>
-          <w:szCs w:val="22"/>
-        </w:rPr>
-        <w:t>@attachments@</w:t>
-      </w:r>
-    </w:p>
-    <w:p>
-      <w:pPr>
-        <w:rPr>
-          <w:rFonts w:asciiTheme="minorHAnsi" w:hAnsiTheme="minorHAnsi" w:cs="Dutch801 Rm BT"/>
-          <w:sz w:val="22"/>
-          <w:szCs w:val="22"/>
-        </w:rPr>
-      </w:pPr>
-      <w:r>
-        <w:rPr>
-          <w:rFonts w:asciiTheme="minorHAnsi" w:hAnsiTheme="minorHAnsi" w:cs="Dutch801 Rm BT"/>
-          <w:sz w:val="22"/>
-          <w:szCs w:val="22"/>
-        </w:rPr>
-        <w:t>&lt;br&gt;</w:t>
-      </w:r>
-    </w:p>
-    <w:p>
-      <w:pPr>
-        <w:rPr>
-          <w:rFonts w:asciiTheme="minorHAnsi" w:hAnsiTheme="minorHAnsi" w:cs="Dutch801 Rm BT"/>
-          <w:sz w:val="22"/>
-          <w:szCs w:val="22"/>
-        </w:rPr>
-      </w:pPr>
-      <w:r>
-        <w:rPr>
-          <w:rFonts w:asciiTheme="minorHAnsi" w:hAnsiTheme="minorHAnsi" w:cs="Dutch801 Rm BT"/>
-          <w:sz w:val="22"/>
-          <w:szCs w:val="22"/>
-        </w:rPr>
-        <w:t>@ccTag@&amp;nbsp;&amp;nbsp;&amp;nbsp;</w:t>
-      </w:r>
-      <w:r>
-        <w:rPr>
-          <w:rFonts w:asciiTheme="minorHAnsi" w:hAnsiTheme="minorHAnsi" w:cs="Dutch801 Rm BT"/>
-          <w:sz w:val="22"/>
-          <w:szCs w:val="22"/>
-        </w:rPr>
-        <w:tab/>
-        <w:t>@ccName@</w:t>
-      </w:r>
-    </w:p>
-    <w:p>
-      <w:pPr>
-        <w:rPr>
-          <w:rFonts w:asciiTheme="minorHAnsi" w:hAnsiTheme="minorHAnsi" w:cs="Dutch801 Rm BT"/>
-          <w:sz w:val="22"/>
-          <w:szCs w:val="22"/>
-        </w:rPr>
-      </w:pPr>
-    </w:p>
-    <w:p/>
+        <w:t xml:space="preserve">we will file the first Extension Request </w:t>
+      </w:r>
+      <w:proofErr w:type="gramStart"/>
+      <w:r>
+        <w:rPr>
+          <w:rFonts w:asciiTheme="minorHAnsi" w:hAnsiTheme="minorHAnsi" w:cs="Dutch801 Rm BT"/>
+          <w:sz w:val="22"/>
+          <w:szCs w:val="22"/>
+        </w:rPr>
+        <w:t>so as to</w:t>
+      </w:r>
+      <w:proofErr w:type="gramEnd"/>
+      <w:r>
+        <w:rPr>
+          <w:rFonts w:asciiTheme="minorHAnsi" w:hAnsiTheme="minorHAnsi" w:cs="Dutch801 Rm BT"/>
+          <w:sz w:val="22"/>
+          <w:szCs w:val="22"/>
+        </w:rPr>
+        <w:t xml:space="preserve"> prevent abandonment of the application.</w:t>
+      </w:r>
+    </w:p>
+    <w:p>
+      <w:pPr>
+        <w:rPr>
+          <w:rFonts w:asciiTheme="minorHAnsi" w:hAnsiTheme="minorHAnsi" w:cs="Dutch801 Rm BT"/>
+          <w:sz w:val="22"/>
+          <w:szCs w:val="22"/>
+        </w:rPr>
+      </w:pPr>
+    </w:p>
+    <w:p>
+      <w:pPr>
+        <w:rPr>
+          <w:rFonts w:asciiTheme="minorHAnsi" w:hAnsiTheme="minorHAnsi" w:cs="Dutch801 Rm BT"/>
+          <w:sz w:val="22"/>
+          <w:szCs w:val="22"/>
+        </w:rPr>
+      </w:pPr>
+      <w:r>
+        <w:rPr>
+          <w:rFonts w:asciiTheme="minorHAnsi" w:hAnsiTheme="minorHAnsi" w:cs="Dutch801 Rm BT"/>
+          <w:sz w:val="22"/>
+          <w:szCs w:val="22"/>
+        </w:rPr>
+        <w:t>We look forward to receiving your instructions. Please do not hesitate to contact us if you have any questions.</w:t>
+      </w:r>
+    </w:p>
     <w:sectPr>
       <w:headerReference w:type="even" r:id="rId6"/>
       <w:headerReference w:type="default" r:id="rId7"/>
